--- a/svoyo-delo/대본/4부/03화_Oslozhnenie.docx
+++ b/svoyo-delo/대본/4부/03화_Oslozhnenie.docx
@@ -165,7 +165,7 @@
         <w:t xml:space="preserve"> </w:t>
       </w:r>
       <w:r>
-        <w:t xml:space="preserve">- 규칙: 지문 없음. 전 화 100% 「화자명: 대사」. 1턴 15단어 이내 + 긴 턴 10~15회(25~35단어). 문법 초점(B2): 부정 명령(Не массируйте. Не ложитесь спать), 조건 가정(Без фермента была бы рана), 대조(пациентка, а не клиентка).</w:t>
+        <w:t xml:space="preserve">- 규칙: 지문 없음. 전 화 100% 「화자명: 대사」. 1턴 20단어 이내 + 긴 턴 10~15회(30~50단어). 문법 초점(B2): 부정 명령(Не массируйте. Не ложитесь спать), 조건 가정(Без фермента была бы рана), 대조(пациентка, а не клиентка).</w:t>
       </w:r>
       <w:r>
         <w:t xml:space="preserve"> </w:t>
@@ -745,111 +745,111 @@
         <w:pStyle w:val="BodyText"/>
       </w:pPr>
       <w:r>
-        <w:t xml:space="preserve">DARYA: Здравствуйте. Простите, что ночью. У меня губа… странная. Я нашла ваш номер на форуме.</w:t>
-      </w:r>
-    </w:p>
-    <w:p>
-      <w:pPr>
-        <w:pStyle w:val="BodyText"/>
-      </w:pPr>
-      <w:r>
-        <w:t xml:space="preserve">ZOYA: Ничего, мы ночью и работаем. Как вас зовут?</w:t>
-      </w:r>
-    </w:p>
-    <w:p>
-      <w:pPr>
-        <w:pStyle w:val="BodyText"/>
-      </w:pPr>
-      <w:r>
-        <w:t xml:space="preserve">DARYA: Дарья. Мне сегодня кололи губы. В семь вечера.</w:t>
-      </w:r>
-    </w:p>
-    <w:p>
-      <w:pPr>
-        <w:pStyle w:val="BodyText"/>
-      </w:pPr>
-      <w:r>
-        <w:t xml:space="preserve">ZOYA: Дарья, что вы видите сейчас? В зеркале. Опишите цвет.</w:t>
-      </w:r>
-    </w:p>
-    <w:p>
-      <w:pPr>
-        <w:pStyle w:val="BodyText"/>
-      </w:pPr>
-      <w:r>
-        <w:t xml:space="preserve">DARYA: Сначала было белое пятно над губой. Сразу, после укола. Сейчас — синие разводы. Как сетка.</w:t>
-      </w:r>
-    </w:p>
-    <w:p>
-      <w:pPr>
-        <w:pStyle w:val="BodyText"/>
-      </w:pPr>
-      <w:r>
-        <w:t xml:space="preserve">ZOYA: Болит?</w:t>
-      </w:r>
-    </w:p>
-    <w:p>
-      <w:pPr>
-        <w:pStyle w:val="BodyText"/>
-      </w:pPr>
-      <w:r>
-        <w:t xml:space="preserve">DARYA: Болит. Сильно. Тянет и жжёт. Сильнее, чем час назад.</w:t>
-      </w:r>
-    </w:p>
-    <w:p>
-      <w:pPr>
-        <w:pStyle w:val="BodyText"/>
-      </w:pPr>
-      <w:r>
-        <w:t xml:space="preserve">ZOYA: Дарья, слушайте внимательно. Не массируйте. Не ложитесь спать. Не принимайте ничего без врача.</w:t>
-      </w:r>
-    </w:p>
-    <w:p>
-      <w:pPr>
-        <w:pStyle w:val="BodyText"/>
-      </w:pPr>
-      <w:r>
-        <w:t xml:space="preserve">DARYA: Мастер сказала массировать. И тёплый компресс. Сказала, к утру пройдёт.</w:t>
-      </w:r>
-    </w:p>
-    <w:p>
-      <w:pPr>
-        <w:pStyle w:val="BodyText"/>
-      </w:pPr>
-      <w:r>
-        <w:t xml:space="preserve">ZOYA: Не пройдёт. Это не отёк. Похоже, гель закрыл сосуд, и кожа над ним не получает крови. Это лечится, но сегодня ночью, а не утром. Утром может быть поздно.</w:t>
-      </w:r>
-    </w:p>
-    <w:p>
-      <w:pPr>
-        <w:pStyle w:val="BodyText"/>
-      </w:pPr>
-      <w:r>
-        <w:t xml:space="preserve">DARYA: Мне страшно. Я одна дома, муж на смене.</w:t>
-      </w:r>
-    </w:p>
-    <w:p>
-      <w:pPr>
-        <w:pStyle w:val="BodyText"/>
-      </w:pPr>
-      <w:r>
-        <w:t xml:space="preserve">ZOYA: Вы не одна. Я с вами. Сейчас я позвоню врачу и перезвоню через пять минут.</w:t>
-      </w:r>
-    </w:p>
-    <w:p>
-      <w:pPr>
-        <w:pStyle w:val="BodyText"/>
-      </w:pPr>
-      <w:r>
-        <w:t xml:space="preserve">DARYA: Через пять минут? Точно?</w:t>
-      </w:r>
-    </w:p>
-    <w:p>
-      <w:pPr>
-        <w:pStyle w:val="BodyText"/>
-      </w:pPr>
-      <w:r>
-        <w:t xml:space="preserve">ZOYA: Точно. Держите телефон в руке. И посмотрите на часы: сколько сейчас?</w:t>
+        <w:t xml:space="preserve">DARYA: Здравствуйте, простите, что звоню ночью. У меня с губой что-то странное, а ваш номер я нашла на форуме.</w:t>
+      </w:r>
+    </w:p>
+    <w:p>
+      <w:pPr>
+        <w:pStyle w:val="BodyText"/>
+      </w:pPr>
+      <w:r>
+        <w:t xml:space="preserve">ZOYA: Ничего страшного, мы как раз ночью и работаем. Скажите, как вас зовут?</w:t>
+      </w:r>
+    </w:p>
+    <w:p>
+      <w:pPr>
+        <w:pStyle w:val="BodyText"/>
+      </w:pPr>
+      <w:r>
+        <w:t xml:space="preserve">DARYA: Меня зовут Дарья. Сегодня мне кололи губы, это было в семь вечера.</w:t>
+      </w:r>
+    </w:p>
+    <w:p>
+      <w:pPr>
+        <w:pStyle w:val="BodyText"/>
+      </w:pPr>
+      <w:r>
+        <w:t xml:space="preserve">ZOYA: Дарья, посмотрите в зеркало и опишите, что вы видите сейчас. Какого цвета кожа?</w:t>
+      </w:r>
+    </w:p>
+    <w:p>
+      <w:pPr>
+        <w:pStyle w:val="BodyText"/>
+      </w:pPr>
+      <w:r>
+        <w:t xml:space="preserve">DARYA: Сначала, сразу после укола, над губой было белое пятно. А сейчас там синие разводы, как сетка.</w:t>
+      </w:r>
+    </w:p>
+    <w:p>
+      <w:pPr>
+        <w:pStyle w:val="BodyText"/>
+      </w:pPr>
+      <w:r>
+        <w:t xml:space="preserve">ZOYA: Скажите, вам больно?</w:t>
+      </w:r>
+    </w:p>
+    <w:p>
+      <w:pPr>
+        <w:pStyle w:val="BodyText"/>
+      </w:pPr>
+      <w:r>
+        <w:t xml:space="preserve">DARYA: Да, очень больно: тянет и жжёт, и сейчас сильнее, чем час назад.</w:t>
+      </w:r>
+    </w:p>
+    <w:p>
+      <w:pPr>
+        <w:pStyle w:val="BodyText"/>
+      </w:pPr>
+      <w:r>
+        <w:t xml:space="preserve">ZOYA: Дарья, слушайте меня внимательно. Не массируйте. Не ложитесь спать. И ничего не принимайте без врача.</w:t>
+      </w:r>
+    </w:p>
+    <w:p>
+      <w:pPr>
+        <w:pStyle w:val="BodyText"/>
+      </w:pPr>
+      <w:r>
+        <w:t xml:space="preserve">DARYA: Но мастер сказала массировать и делать тёплый компресс. Она сказала, что к утру всё пройдёт.</w:t>
+      </w:r>
+    </w:p>
+    <w:p>
+      <w:pPr>
+        <w:pStyle w:val="BodyText"/>
+      </w:pPr>
+      <w:r>
+        <w:t xml:space="preserve">ZOYA: Не пройдёт. Это не отёк. Похоже, гель закрыл сосуд, и кожа над ним не получает крови. Это лечится, но лечить нужно сегодня ночью, а не утром, потому что утром может быть уже поздно.</w:t>
+      </w:r>
+    </w:p>
+    <w:p>
+      <w:pPr>
+        <w:pStyle w:val="BodyText"/>
+      </w:pPr>
+      <w:r>
+        <w:t xml:space="preserve">DARYA: Мне очень страшно. Я одна дома, потому что муж сейчас на смене.</w:t>
+      </w:r>
+    </w:p>
+    <w:p>
+      <w:pPr>
+        <w:pStyle w:val="BodyText"/>
+      </w:pPr>
+      <w:r>
+        <w:t xml:space="preserve">ZOYA: Вы не одна, я с вами. Сейчас я позвоню врачу, а потом я перезвоню через пять минут.</w:t>
+      </w:r>
+    </w:p>
+    <w:p>
+      <w:pPr>
+        <w:pStyle w:val="BodyText"/>
+      </w:pPr>
+      <w:r>
+        <w:t xml:space="preserve">DARYA: Через пять минут? Вы точно перезвоните?</w:t>
+      </w:r>
+    </w:p>
+    <w:p>
+      <w:pPr>
+        <w:pStyle w:val="BodyText"/>
+      </w:pPr>
+      <w:r>
+        <w:t xml:space="preserve">ZOYA: Точно. Держите телефон в руке и посмотрите на часы: сколько сейчас времени?</w:t>
       </w:r>
     </w:p>
     <w:bookmarkEnd w:id="21"/>
@@ -867,279 +867,279 @@
         <w:pStyle w:val="FirstParagraph"/>
       </w:pPr>
       <w:r>
-        <w:t xml:space="preserve">KORNILOVA: Корнилова. Слушаю. Кто звонит в полночь?</w:t>
-      </w:r>
-    </w:p>
-    <w:p>
-      <w:pPr>
-        <w:pStyle w:val="BodyText"/>
-      </w:pPr>
-      <w:r>
-        <w:t xml:space="preserve">ZOYA: Елена Викторовна, простите. Зоя, линия. Случай. Окклюзия, похоже. Губа, пять часов назад.</w:t>
-      </w:r>
-    </w:p>
-    <w:p>
-      <w:pPr>
-        <w:pStyle w:val="BodyText"/>
-      </w:pPr>
-      <w:r>
-        <w:t xml:space="preserve">KORNILOVA: Пять часов. Цвет?</w:t>
-      </w:r>
-    </w:p>
-    <w:p>
-      <w:pPr>
-        <w:pStyle w:val="BodyText"/>
-      </w:pPr>
-      <w:r>
-        <w:t xml:space="preserve">ZOYA: Белое пятно сразу, сейчас сетчатые синие разводы. Боль растёт. Мастер, не врач.</w:t>
-      </w:r>
-    </w:p>
-    <w:p>
-      <w:pPr>
-        <w:pStyle w:val="BodyText"/>
-      </w:pPr>
-      <w:r>
-        <w:t xml:space="preserve">KORNILOVA: Пусть едет ко мне. Сейчас. Клиника на Патриарших. Я буду через двадцать минут.</w:t>
-      </w:r>
-    </w:p>
-    <w:p>
-      <w:pPr>
-        <w:pStyle w:val="BodyText"/>
-      </w:pPr>
-      <w:r>
-        <w:t xml:space="preserve">ZOYA: Она одна дома, муж на смене. Без машины.</w:t>
-      </w:r>
-    </w:p>
-    <w:p>
-      <w:pPr>
-        <w:pStyle w:val="BodyText"/>
-      </w:pPr>
-      <w:r>
-        <w:t xml:space="preserve">KORNILOVA: Тогда такси. Деньги — потом. Зоя, звоните дежурному директору. По протоколу.</w:t>
-      </w:r>
-    </w:p>
-    <w:p>
-      <w:pPr>
-        <w:pStyle w:val="BodyText"/>
-      </w:pPr>
-      <w:r>
-        <w:t xml:space="preserve">ZOYA: Алексей Николаевич? Простите, полночь. Ночной случай, протокол. Пациентка не наша. Гель не наш.</w:t>
-      </w:r>
-    </w:p>
-    <w:p>
-      <w:pPr>
-        <w:pStyle w:val="BodyText"/>
-      </w:pPr>
-      <w:r>
-        <w:t xml:space="preserve">ALEKSEY: Неважно чей. Что нужно?</w:t>
-      </w:r>
-    </w:p>
-    <w:p>
-      <w:pPr>
-        <w:pStyle w:val="BodyText"/>
-      </w:pPr>
-      <w:r>
-        <w:t xml:space="preserve">ZOYA: Такси из Подольска до Патриарших. Корнилова уже едет. Оплата — с нашего счёта?</w:t>
-      </w:r>
-    </w:p>
-    <w:p>
-      <w:pPr>
-        <w:pStyle w:val="BodyText"/>
-      </w:pPr>
-      <w:r>
-        <w:t xml:space="preserve">ALEKSEY: С нашего. Я сам закажу. Адрес пациентки?</w:t>
-      </w:r>
-    </w:p>
-    <w:p>
-      <w:pPr>
-        <w:pStyle w:val="BodyText"/>
-      </w:pPr>
-      <w:r>
-        <w:t xml:space="preserve">ZOYA: Подольск, улица Кирова. Дарья, тридцать один год. Я ей перезвоню, скажу, что машина едет.</w:t>
-      </w:r>
-    </w:p>
-    <w:p>
-      <w:pPr>
-        <w:pStyle w:val="BodyText"/>
-      </w:pPr>
-      <w:r>
-        <w:t xml:space="preserve">ALEKSEY: Заказал. Белая машина, через восемь минут. Я тоже еду к Корниловой.</w:t>
-      </w:r>
-    </w:p>
-    <w:p>
-      <w:pPr>
-        <w:pStyle w:val="BodyText"/>
-      </w:pPr>
-      <w:r>
-        <w:t xml:space="preserve">ZOYA: Вам зачем? Вы же не врач.</w:t>
-      </w:r>
-    </w:p>
-    <w:p>
-      <w:pPr>
-        <w:pStyle w:val="BodyText"/>
-      </w:pPr>
-      <w:r>
-        <w:t xml:space="preserve">ALEKSEY: Не врач. Но ночью кто-то должен держать лампу, считать время и платить за такси. По протоколу дежурный директор едет на каждый ночной случай. Сегодня дежурный — я.</w:t>
-      </w:r>
-    </w:p>
-    <w:p>
-      <w:pPr>
-        <w:pStyle w:val="BodyText"/>
-      </w:pPr>
-      <w:r>
-        <w:t xml:space="preserve">DARYA: Алло? Зоя? Машина пришла. Водитель говорит, оплачено. Это правда вы?</w:t>
-      </w:r>
-    </w:p>
-    <w:p>
-      <w:pPr>
-        <w:pStyle w:val="BodyText"/>
-      </w:pPr>
-      <w:r>
-        <w:t xml:space="preserve">ZOYA: Правда. Садитесь. Губу не трогайте. Я буду звонить вам каждые десять минут.</w:t>
-      </w:r>
-    </w:p>
-    <w:p>
-      <w:pPr>
-        <w:pStyle w:val="BodyText"/>
-      </w:pPr>
-      <w:r>
-        <w:t xml:space="preserve">KORNILOVA: Алексей? Вы приехали раньше пациентки. Снимайте куртку. Мойте руки.</w:t>
-      </w:r>
-    </w:p>
-    <w:p>
-      <w:pPr>
-        <w:pStyle w:val="BodyText"/>
-      </w:pPr>
-      <w:r>
-        <w:t xml:space="preserve">ALEKSEY: Елена Викторовна, что я могу делать?</w:t>
-      </w:r>
-    </w:p>
-    <w:p>
-      <w:pPr>
-        <w:pStyle w:val="BodyText"/>
-      </w:pPr>
-      <w:r>
-        <w:t xml:space="preserve">KORNILOVA: Держать лампу. Записывать время каждой инъекции. И молчать, когда я работаю.</w:t>
-      </w:r>
-    </w:p>
-    <w:p>
-      <w:pPr>
-        <w:pStyle w:val="BodyText"/>
-      </w:pPr>
-      <w:r>
-        <w:t xml:space="preserve">ALEKSEY: Понял. Лампа, время, молчать.</w:t>
-      </w:r>
-    </w:p>
-    <w:p>
-      <w:pPr>
-        <w:pStyle w:val="BodyText"/>
-      </w:pPr>
-      <w:r>
-        <w:t xml:space="preserve">KORNILOVA: Фермент — шесть флаконов. Шприцы, канюли, тёплые салфетки. Всё на столе.</w:t>
-      </w:r>
-    </w:p>
-    <w:p>
-      <w:pPr>
-        <w:pStyle w:val="BodyText"/>
-      </w:pPr>
-      <w:r>
-        <w:t xml:space="preserve">ALEKSEY: Шесть флаконов. Это много?</w:t>
-      </w:r>
-    </w:p>
-    <w:p>
-      <w:pPr>
-        <w:pStyle w:val="BodyText"/>
-      </w:pPr>
-      <w:r>
-        <w:t xml:space="preserve">KORNILOVA: Это то, что нужно. При окклюзии жалеть нельзя. Жалеть — значит потерять кожу.</w:t>
-      </w:r>
-    </w:p>
-    <w:p>
-      <w:pPr>
-        <w:pStyle w:val="BodyText"/>
-      </w:pPr>
-      <w:r>
-        <w:t xml:space="preserve">ALEKSEY: Почему мастер сказала массировать?</w:t>
-      </w:r>
-    </w:p>
-    <w:p>
-      <w:pPr>
-        <w:pStyle w:val="BodyText"/>
-      </w:pPr>
-      <w:r>
-        <w:t xml:space="preserve">KORNILOVA: Потому что так написано в её видео. Я его видела. Девушка с красивыми ногтями объясняет сосуды по картинке из интернета. Половина картинки — с ошибками, остальное — с музыкой.</w:t>
-      </w:r>
-    </w:p>
-    <w:p>
-      <w:pPr>
-        <w:pStyle w:val="BodyText"/>
-      </w:pPr>
-      <w:r>
-        <w:t xml:space="preserve">ALEKSEY: Вы смотрели видео Кристины?</w:t>
-      </w:r>
-    </w:p>
-    <w:p>
-      <w:pPr>
-        <w:pStyle w:val="BodyText"/>
-      </w:pPr>
-      <w:r>
-        <w:t xml:space="preserve">KORNILOVA: Дима прислал. Я смотрела с карандашом, как экзамен. Девять ошибок за двадцать минут. Четвёртая — массаж при белом пятне. Седьмая — «через день пройдёт». Обе сегодня здесь.</w:t>
-      </w:r>
-    </w:p>
-    <w:p>
-      <w:pPr>
-        <w:pStyle w:val="BodyText"/>
-      </w:pPr>
-      <w:r>
-        <w:t xml:space="preserve">DARYA: Здравствуйте. Я Дарья. Простите, что ночью. Я не знала, куда идти.</w:t>
-      </w:r>
-    </w:p>
-    <w:p>
-      <w:pPr>
-        <w:pStyle w:val="BodyText"/>
-      </w:pPr>
-      <w:r>
-        <w:t xml:space="preserve">KORNILOVA: Вы пришли правильно. Садитесь. Голову назад. Покажите губу. Не говорите пока.</w:t>
-      </w:r>
-    </w:p>
-    <w:p>
-      <w:pPr>
-        <w:pStyle w:val="BodyText"/>
-      </w:pPr>
-      <w:r>
-        <w:t xml:space="preserve">DARYA: Это очень плохо?</w:t>
-      </w:r>
-    </w:p>
-    <w:p>
-      <w:pPr>
-        <w:pStyle w:val="BodyText"/>
-      </w:pPr>
-      <w:r>
-        <w:t xml:space="preserve">KORNILOVA: Это серьёзно. Но вы пришли через пять с половиной часов, а не через сутки. Это хорошо. У нас есть время, если мы не будем его тратить на разговоры.</w:t>
-      </w:r>
-    </w:p>
-    <w:p>
-      <w:pPr>
-        <w:pStyle w:val="BodyText"/>
-      </w:pPr>
-      <w:r>
-        <w:t xml:space="preserve">ALEKSEY: Ноль часов сорок минут. Пациентка в кресле.</w:t>
-      </w:r>
-    </w:p>
-    <w:p>
-      <w:pPr>
-        <w:pStyle w:val="BodyText"/>
-      </w:pPr>
-      <w:r>
-        <w:t xml:space="preserve">KORNILOVA: Сетчатая синева, бледность в центре. Капилляры наполняются медленно. Это окклюзия. Начинаем.</w:t>
-      </w:r>
-    </w:p>
-    <w:p>
-      <w:pPr>
-        <w:pStyle w:val="BodyText"/>
-      </w:pPr>
-      <w:r>
-        <w:t xml:space="preserve">ALEKSEY: Начинаем. Ноль часов сорок две минуты. Записал.</w:t>
+        <w:t xml:space="preserve">KORNILOVA: Корнилова, слушаю. Кто это звонит мне в полночь?</w:t>
+      </w:r>
+    </w:p>
+    <w:p>
+      <w:pPr>
+        <w:pStyle w:val="BodyText"/>
+      </w:pPr>
+      <w:r>
+        <w:t xml:space="preserve">ZOYA: Елена Викторовна, простите, это Зоя с линии. У нас случай, похоже на окклюзию: губа, укол пять часов назад.</w:t>
+      </w:r>
+    </w:p>
+    <w:p>
+      <w:pPr>
+        <w:pStyle w:val="BodyText"/>
+      </w:pPr>
+      <w:r>
+        <w:t xml:space="preserve">KORNILOVA: Пять часов назад… А какой сейчас цвет?</w:t>
+      </w:r>
+    </w:p>
+    <w:p>
+      <w:pPr>
+        <w:pStyle w:val="BodyText"/>
+      </w:pPr>
+      <w:r>
+        <w:t xml:space="preserve">ZOYA: Сразу было белое пятно, а сейчас сетчатые синие разводы, и боль растёт. Колола мастер, а не врач.</w:t>
+      </w:r>
+    </w:p>
+    <w:p>
+      <w:pPr>
+        <w:pStyle w:val="BodyText"/>
+      </w:pPr>
+      <w:r>
+        <w:t xml:space="preserve">KORNILOVA: Пусть сейчас же едет ко мне в клинику на Патриарших. Я буду там через двадцать минут.</w:t>
+      </w:r>
+    </w:p>
+    <w:p>
+      <w:pPr>
+        <w:pStyle w:val="BodyText"/>
+      </w:pPr>
+      <w:r>
+        <w:t xml:space="preserve">ZOYA: Она одна дома, муж на смене, и машины у неё нет.</w:t>
+      </w:r>
+    </w:p>
+    <w:p>
+      <w:pPr>
+        <w:pStyle w:val="BodyText"/>
+      </w:pPr>
+      <w:r>
+        <w:t xml:space="preserve">KORNILOVA: Тогда пусть едет на такси, а деньги потом. Зоя, звоните дежурному директору, как положено по протоколу.</w:t>
+      </w:r>
+    </w:p>
+    <w:p>
+      <w:pPr>
+        <w:pStyle w:val="BodyText"/>
+      </w:pPr>
+      <w:r>
+        <w:t xml:space="preserve">ZOYA: Алексей Николаевич? Простите, что в полночь, у нас ночной случай по протоколу. Пациентка не наша, и гель тоже не наш.</w:t>
+      </w:r>
+    </w:p>
+    <w:p>
+      <w:pPr>
+        <w:pStyle w:val="BodyText"/>
+      </w:pPr>
+      <w:r>
+        <w:t xml:space="preserve">ALEKSEY: Неважно, чей гель. Скажите, что нужно сделать прямо сейчас?</w:t>
+      </w:r>
+    </w:p>
+    <w:p>
+      <w:pPr>
+        <w:pStyle w:val="BodyText"/>
+      </w:pPr>
+      <w:r>
+        <w:t xml:space="preserve">ZOYA: Нужно такси из Подольска до Патриарших, Корнилова уже едет. Оплачиваем с нашего счёта?</w:t>
+      </w:r>
+    </w:p>
+    <w:p>
+      <w:pPr>
+        <w:pStyle w:val="BodyText"/>
+      </w:pPr>
+      <w:r>
+        <w:t xml:space="preserve">ALEKSEY: Да, с нашего, я сам закажу машину. Какой адрес у пациентки?</w:t>
+      </w:r>
+    </w:p>
+    <w:p>
+      <w:pPr>
+        <w:pStyle w:val="BodyText"/>
+      </w:pPr>
+      <w:r>
+        <w:t xml:space="preserve">ZOYA: Подольск, улица Кирова. Её зовут Дарья, ей тридцать один год. Я перезвоню ей и скажу, что машина едет.</w:t>
+      </w:r>
+    </w:p>
+    <w:p>
+      <w:pPr>
+        <w:pStyle w:val="BodyText"/>
+      </w:pPr>
+      <w:r>
+        <w:t xml:space="preserve">ALEKSEY: Заказал: белая машина будет через восемь минут. Я тоже еду к Корниловой.</w:t>
+      </w:r>
+    </w:p>
+    <w:p>
+      <w:pPr>
+        <w:pStyle w:val="BodyText"/>
+      </w:pPr>
+      <w:r>
+        <w:t xml:space="preserve">ZOYA: А вам туда зачем? Вы же не врач.</w:t>
+      </w:r>
+    </w:p>
+    <w:p>
+      <w:pPr>
+        <w:pStyle w:val="BodyText"/>
+      </w:pPr>
+      <w:r>
+        <w:t xml:space="preserve">ALEKSEY: Не врач, это правда. Но ночью кто-то должен держать лампу, считать время и платить за такси. По протоколу дежурный директор едет на каждый ночной случай, а сегодня дежурный директор — это я.</w:t>
+      </w:r>
+    </w:p>
+    <w:p>
+      <w:pPr>
+        <w:pStyle w:val="BodyText"/>
+      </w:pPr>
+      <w:r>
+        <w:t xml:space="preserve">DARYA: Алло, Зоя? Машина уже пришла, и водитель говорит, что всё оплачено. Это правда вы заплатили?</w:t>
+      </w:r>
+    </w:p>
+    <w:p>
+      <w:pPr>
+        <w:pStyle w:val="BodyText"/>
+      </w:pPr>
+      <w:r>
+        <w:t xml:space="preserve">ZOYA: Правда. Садитесь в машину и губу не трогайте. Я буду звонить вам каждые десять минут.</w:t>
+      </w:r>
+    </w:p>
+    <w:p>
+      <w:pPr>
+        <w:pStyle w:val="BodyText"/>
+      </w:pPr>
+      <w:r>
+        <w:t xml:space="preserve">KORNILOVA: Алексей? Вы приехали даже раньше пациентки. Снимайте куртку и мойте руки.</w:t>
+      </w:r>
+    </w:p>
+    <w:p>
+      <w:pPr>
+        <w:pStyle w:val="BodyText"/>
+      </w:pPr>
+      <w:r>
+        <w:t xml:space="preserve">ALEKSEY: Елена Викторовна, скажите, что я могу делать, чтобы помочь?</w:t>
+      </w:r>
+    </w:p>
+    <w:p>
+      <w:pPr>
+        <w:pStyle w:val="BodyText"/>
+      </w:pPr>
+      <w:r>
+        <w:t xml:space="preserve">KORNILOVA: Держать лампу, записывать время каждой инъекции и молчать, когда я работаю.</w:t>
+      </w:r>
+    </w:p>
+    <w:p>
+      <w:pPr>
+        <w:pStyle w:val="BodyText"/>
+      </w:pPr>
+      <w:r>
+        <w:t xml:space="preserve">ALEKSEY: Понял: лампа, время и молчать.</w:t>
+      </w:r>
+    </w:p>
+    <w:p>
+      <w:pPr>
+        <w:pStyle w:val="BodyText"/>
+      </w:pPr>
+      <w:r>
+        <w:t xml:space="preserve">KORNILOVA: Фермент — шесть флаконов. Шприцы, канюли и тёплые салфетки уже лежат на столе.</w:t>
+      </w:r>
+    </w:p>
+    <w:p>
+      <w:pPr>
+        <w:pStyle w:val="BodyText"/>
+      </w:pPr>
+      <w:r>
+        <w:t xml:space="preserve">ALEKSEY: Шесть флаконов? Это много, или так и должно быть?</w:t>
+      </w:r>
+    </w:p>
+    <w:p>
+      <w:pPr>
+        <w:pStyle w:val="BodyText"/>
+      </w:pPr>
+      <w:r>
+        <w:t xml:space="preserve">KORNILOVA: Это ровно столько, сколько нужно. При окклюзии жалеть нельзя, потому что жалеть — значит потерять кожу.</w:t>
+      </w:r>
+    </w:p>
+    <w:p>
+      <w:pPr>
+        <w:pStyle w:val="BodyText"/>
+      </w:pPr>
+      <w:r>
+        <w:t xml:space="preserve">ALEKSEY: А почему мастер сказала ей массировать?</w:t>
+      </w:r>
+    </w:p>
+    <w:p>
+      <w:pPr>
+        <w:pStyle w:val="BodyText"/>
+      </w:pPr>
+      <w:r>
+        <w:t xml:space="preserve">KORNILOVA: Потому что так написано в её видео, я его видела. Девушка с красивыми ногтями объясняет сосуды по картинке из интернета. Половина этой картинки с ошибками, а всё остальное просто с музыкой.</w:t>
+      </w:r>
+    </w:p>
+    <w:p>
+      <w:pPr>
+        <w:pStyle w:val="BodyText"/>
+      </w:pPr>
+      <w:r>
+        <w:t xml:space="preserve">ALEKSEY: Вы смотрели видео Кристины? Вы серьёзно?</w:t>
+      </w:r>
+    </w:p>
+    <w:p>
+      <w:pPr>
+        <w:pStyle w:val="BodyText"/>
+      </w:pPr>
+      <w:r>
+        <w:t xml:space="preserve">KORNILOVA: Дима прислал, и я смотрела его с карандашом, как экзамен. Девять ошибок за двадцать минут. Четвёртая ошибка — массаж при белом пятне, а седьмая — «через день пройдёт». И обе ошибки сегодня здесь, у нас.</w:t>
+      </w:r>
+    </w:p>
+    <w:p>
+      <w:pPr>
+        <w:pStyle w:val="BodyText"/>
+      </w:pPr>
+      <w:r>
+        <w:t xml:space="preserve">DARYA: Здравствуйте, я Дарья. Простите, что ночью, но я не знала, куда ещё идти.</w:t>
+      </w:r>
+    </w:p>
+    <w:p>
+      <w:pPr>
+        <w:pStyle w:val="BodyText"/>
+      </w:pPr>
+      <w:r>
+        <w:t xml:space="preserve">KORNILOVA: Вы пришли туда, куда нужно. Садитесь, голову назад и покажите губу. И пока ничего не говорите.</w:t>
+      </w:r>
+    </w:p>
+    <w:p>
+      <w:pPr>
+        <w:pStyle w:val="BodyText"/>
+      </w:pPr>
+      <w:r>
+        <w:t xml:space="preserve">DARYA: Скажите, это очень плохо?</w:t>
+      </w:r>
+    </w:p>
+    <w:p>
+      <w:pPr>
+        <w:pStyle w:val="BodyText"/>
+      </w:pPr>
+      <w:r>
+        <w:t xml:space="preserve">KORNILOVA: Это серьёзно. Но вы пришли через пять с половиной часов, а не через сутки, и это хорошо. У нас есть время, если мы не будем тратить его на разговоры. Поэтому давайте начнём прямо сейчас.</w:t>
+      </w:r>
+    </w:p>
+    <w:p>
+      <w:pPr>
+        <w:pStyle w:val="BodyText"/>
+      </w:pPr>
+      <w:r>
+        <w:t xml:space="preserve">ALEKSEY: Ноль часов сорок минут, пациентка в кресле. Я записываю.</w:t>
+      </w:r>
+    </w:p>
+    <w:p>
+      <w:pPr>
+        <w:pStyle w:val="BodyText"/>
+      </w:pPr>
+      <w:r>
+        <w:t xml:space="preserve">KORNILOVA: Сетчатая синева, а в центре бледность. Капилляры наполняются медленно, значит, это окклюзия. Начинаем.</w:t>
+      </w:r>
+    </w:p>
+    <w:p>
+      <w:pPr>
+        <w:pStyle w:val="BodyText"/>
+      </w:pPr>
+      <w:r>
+        <w:t xml:space="preserve">ALEKSEY: Начинаем. Ноль часов сорок две минуты, время я записал.</w:t>
       </w:r>
     </w:p>
     <w:bookmarkEnd w:id="22"/>
@@ -1157,151 +1157,151 @@
         <w:pStyle w:val="FirstParagraph"/>
       </w:pPr>
       <w:r>
-        <w:t xml:space="preserve">KORNILOVA: Дарья, сейчас будет неприятно. Много маленьких уколов. Это фермент, он растворяет гель.</w:t>
-      </w:r>
-    </w:p>
-    <w:p>
-      <w:pPr>
-        <w:pStyle w:val="BodyText"/>
-      </w:pPr>
-      <w:r>
-        <w:t xml:space="preserve">DARYA: Растворяет? А губы? Я заплатила за губы семь тысяч.</w:t>
-      </w:r>
-    </w:p>
-    <w:p>
-      <w:pPr>
-        <w:pStyle w:val="BodyText"/>
-      </w:pPr>
-      <w:r>
-        <w:t xml:space="preserve">KORNILOVA: Губы будут ваши. Без геля. Сначала спасём кожу. Потом подумаем о красоте.</w:t>
-      </w:r>
-    </w:p>
-    <w:p>
-      <w:pPr>
-        <w:pStyle w:val="BodyText"/>
-      </w:pPr>
-      <w:r>
-        <w:t xml:space="preserve">ALEKSEY: Первая инъекция. Ноль сорок восемь.</w:t>
-      </w:r>
-    </w:p>
-    <w:p>
-      <w:pPr>
-        <w:pStyle w:val="BodyText"/>
-      </w:pPr>
-      <w:r>
-        <w:t xml:space="preserve">DARYA: Ай. Больно. Простите.</w:t>
-      </w:r>
-    </w:p>
-    <w:p>
-      <w:pPr>
-        <w:pStyle w:val="BodyText"/>
-      </w:pPr>
-      <w:r>
-        <w:t xml:space="preserve">KORNILOVA: Не извиняйтесь. Больно — это хорошо. Значит, кожа живая. Тёплую салфетку, Алексей.</w:t>
-      </w:r>
-    </w:p>
-    <w:p>
-      <w:pPr>
-        <w:pStyle w:val="BodyText"/>
-      </w:pPr>
-      <w:r>
-        <w:t xml:space="preserve">ALEKSEY: Вот. Тёплая.</w:t>
-      </w:r>
-    </w:p>
-    <w:p>
-      <w:pPr>
-        <w:pStyle w:val="BodyText"/>
-      </w:pPr>
-      <w:r>
-        <w:t xml:space="preserve">DARYA: Можно спросить? Мастер правда не знала?</w:t>
-      </w:r>
-    </w:p>
-    <w:p>
-      <w:pPr>
-        <w:pStyle w:val="BodyText"/>
-      </w:pPr>
-      <w:r>
-        <w:t xml:space="preserve">KORNILOVA: Как зовут мастера?</w:t>
-      </w:r>
-    </w:p>
-    <w:p>
-      <w:pPr>
-        <w:pStyle w:val="BodyText"/>
-      </w:pPr>
-      <w:r>
-        <w:t xml:space="preserve">DARYA: Алёна. Из Подольска. У неё сертификат, она мне показывала. Красивый, с печатью. Курс от Кристины.</w:t>
-      </w:r>
-    </w:p>
-    <w:p>
-      <w:pPr>
-        <w:pStyle w:val="BodyText"/>
-      </w:pPr>
-      <w:r>
-        <w:t xml:space="preserve">KORNILOVA: Сертификат за два часа видео. С печатью, которую можно купить за триста рублей.</w:t>
-      </w:r>
-    </w:p>
-    <w:p>
-      <w:pPr>
-        <w:pStyle w:val="BodyText"/>
-      </w:pPr>
-      <w:r>
-        <w:t xml:space="preserve">DARYA: Я не знала. Честно. Подруги ходят к ней два года. Всем нравится.</w:t>
-      </w:r>
-    </w:p>
-    <w:p>
-      <w:pPr>
-        <w:pStyle w:val="BodyText"/>
-      </w:pPr>
-      <w:r>
-        <w:t xml:space="preserve">KORNILOVA: Всем нравится, пока не случится. Это не ваша вина, Дарья. Вы не обязаны знать сосуды. Это обязан знать тот, кто держит иглу. Всегда, без исключений.</w:t>
-      </w:r>
-    </w:p>
-    <w:p>
-      <w:pPr>
-        <w:pStyle w:val="BodyText"/>
-      </w:pPr>
-      <w:r>
-        <w:t xml:space="preserve">ALEKSEY: Час прошёл. Один сорок восемь.</w:t>
-      </w:r>
-    </w:p>
-    <w:p>
-      <w:pPr>
-        <w:pStyle w:val="BodyText"/>
-      </w:pPr>
-      <w:r>
-        <w:t xml:space="preserve">KORNILOVA: Смотрим. Центр розовеет. Края ещё синие. Повторяем. Тот же объём.</w:t>
-      </w:r>
-    </w:p>
-    <w:p>
-      <w:pPr>
-        <w:pStyle w:val="BodyText"/>
-      </w:pPr>
-      <w:r>
-        <w:t xml:space="preserve">DARYA: Ещё раз? Сколько раз?</w:t>
-      </w:r>
-    </w:p>
-    <w:p>
-      <w:pPr>
-        <w:pStyle w:val="BodyText"/>
-      </w:pPr>
-      <w:r>
-        <w:t xml:space="preserve">KORNILOVA: Каждый час. Пока цвет не вернётся везде. Может, три раза. Может, пять.</w:t>
-      </w:r>
-    </w:p>
-    <w:p>
-      <w:pPr>
-        <w:pStyle w:val="BodyText"/>
-      </w:pPr>
-      <w:r>
-        <w:t xml:space="preserve">DARYA: До утра?</w:t>
-      </w:r>
-    </w:p>
-    <w:p>
-      <w:pPr>
-        <w:pStyle w:val="BodyText"/>
-      </w:pPr>
-      <w:r>
-        <w:t xml:space="preserve">KORNILOVA: До утра, если нужно. Я никуда не тороплюсь. Алексей тоже, правда?</w:t>
+        <w:t xml:space="preserve">KORNILOVA: Дарья, сейчас будет неприятно, потому что уколов будет много и маленьких. Это фермент, он растворяет гель.</w:t>
+      </w:r>
+    </w:p>
+    <w:p>
+      <w:pPr>
+        <w:pStyle w:val="BodyText"/>
+      </w:pPr>
+      <w:r>
+        <w:t xml:space="preserve">DARYA: Растворяет? А как же губы? Я ведь заплатила за них семь тысяч.</w:t>
+      </w:r>
+    </w:p>
+    <w:p>
+      <w:pPr>
+        <w:pStyle w:val="BodyText"/>
+      </w:pPr>
+      <w:r>
+        <w:t xml:space="preserve">KORNILOVA: Губы останутся вашими, только без геля. Сначала мы спасём кожу, а о красоте подумаем потом.</w:t>
+      </w:r>
+    </w:p>
+    <w:p>
+      <w:pPr>
+        <w:pStyle w:val="BodyText"/>
+      </w:pPr>
+      <w:r>
+        <w:t xml:space="preserve">ALEKSEY: Первая инъекция, время ноль сорок восемь.</w:t>
+      </w:r>
+    </w:p>
+    <w:p>
+      <w:pPr>
+        <w:pStyle w:val="BodyText"/>
+      </w:pPr>
+      <w:r>
+        <w:t xml:space="preserve">DARYA: Ай, как больно! Простите, пожалуйста.</w:t>
+      </w:r>
+    </w:p>
+    <w:p>
+      <w:pPr>
+        <w:pStyle w:val="BodyText"/>
+      </w:pPr>
+      <w:r>
+        <w:t xml:space="preserve">KORNILOVA: Не извиняйтесь. Больно — это хорошо, значит, кожа живая. Алексей, дайте тёплую салфетку.</w:t>
+      </w:r>
+    </w:p>
+    <w:p>
+      <w:pPr>
+        <w:pStyle w:val="BodyText"/>
+      </w:pPr>
+      <w:r>
+        <w:t xml:space="preserve">ALEKSEY: Вот, пожалуйста, она тёплая.</w:t>
+      </w:r>
+    </w:p>
+    <w:p>
+      <w:pPr>
+        <w:pStyle w:val="BodyText"/>
+      </w:pPr>
+      <w:r>
+        <w:t xml:space="preserve">DARYA: Можно спросить? Неужели мастер правда ничего не знала?</w:t>
+      </w:r>
+    </w:p>
+    <w:p>
+      <w:pPr>
+        <w:pStyle w:val="BodyText"/>
+      </w:pPr>
+      <w:r>
+        <w:t xml:space="preserve">KORNILOVA: А как зовут вашего мастера?</w:t>
+      </w:r>
+    </w:p>
+    <w:p>
+      <w:pPr>
+        <w:pStyle w:val="BodyText"/>
+      </w:pPr>
+      <w:r>
+        <w:t xml:space="preserve">DARYA: Алёна, она из Подольска. У неё есть сертификат, она мне его показывала, красивый и с печатью. Это курс от Кристины.</w:t>
+      </w:r>
+    </w:p>
+    <w:p>
+      <w:pPr>
+        <w:pStyle w:val="BodyText"/>
+      </w:pPr>
+      <w:r>
+        <w:t xml:space="preserve">KORNILOVA: Это сертификат за два часа видео, с печатью, которую можно купить за триста рублей.</w:t>
+      </w:r>
+    </w:p>
+    <w:p>
+      <w:pPr>
+        <w:pStyle w:val="BodyText"/>
+      </w:pPr>
+      <w:r>
+        <w:t xml:space="preserve">DARYA: Я правда не знала, честно. Мои подруги ходят к ней уже два года, и всем нравится.</w:t>
+      </w:r>
+    </w:p>
+    <w:p>
+      <w:pPr>
+        <w:pStyle w:val="BodyText"/>
+      </w:pPr>
+      <w:r>
+        <w:t xml:space="preserve">KORNILOVA: Всем нравится, пока ничего не случится. Но это не ваша вина, Дарья, ведь вы не обязаны знать сосуды. Это обязан знать тот, кто держит иглу, всегда и без исключений, кто бы что ни говорил.</w:t>
+      </w:r>
+    </w:p>
+    <w:p>
+      <w:pPr>
+        <w:pStyle w:val="BodyText"/>
+      </w:pPr>
+      <w:r>
+        <w:t xml:space="preserve">ALEKSEY: Прошёл час, сейчас один сорок восемь.</w:t>
+      </w:r>
+    </w:p>
+    <w:p>
+      <w:pPr>
+        <w:pStyle w:val="BodyText"/>
+      </w:pPr>
+      <w:r>
+        <w:t xml:space="preserve">KORNILOVA: Смотрим. Центр розовеет, но края ещё синие, поэтому повторяем, тот же объём.</w:t>
+      </w:r>
+    </w:p>
+    <w:p>
+      <w:pPr>
+        <w:pStyle w:val="BodyText"/>
+      </w:pPr>
+      <w:r>
+        <w:t xml:space="preserve">DARYA: Ещё раз? А сколько раз это нужно делать?</w:t>
+      </w:r>
+    </w:p>
+    <w:p>
+      <w:pPr>
+        <w:pStyle w:val="BodyText"/>
+      </w:pPr>
+      <w:r>
+        <w:t xml:space="preserve">KORNILOVA: Каждый час, пока цвет не вернётся везде. Может быть, три раза, а может быть, пять.</w:t>
+      </w:r>
+    </w:p>
+    <w:p>
+      <w:pPr>
+        <w:pStyle w:val="BodyText"/>
+      </w:pPr>
+      <w:r>
+        <w:t xml:space="preserve">DARYA: То есть до самого утра?</w:t>
+      </w:r>
+    </w:p>
+    <w:p>
+      <w:pPr>
+        <w:pStyle w:val="BodyText"/>
+      </w:pPr>
+      <w:r>
+        <w:t xml:space="preserve">KORNILOVA: До утра, если нужно. Я никуда не тороплюсь, и Алексей тоже, правда ведь?</w:t>
       </w:r>
     </w:p>
     <w:p>
@@ -1317,79 +1317,79 @@
         <w:pStyle w:val="BodyText"/>
       </w:pPr>
       <w:r>
-        <w:t xml:space="preserve">DARYA: Мне написала мастер. Спрашивает, как губы. Что ей ответить?</w:t>
-      </w:r>
-    </w:p>
-    <w:p>
-      <w:pPr>
-        <w:pStyle w:val="BodyText"/>
-      </w:pPr>
-      <w:r>
-        <w:t xml:space="preserve">KORNILOVA: Ничего пока. Потом. Сейчас вы пациентка, а не клиентка.</w:t>
-      </w:r>
-    </w:p>
-    <w:p>
-      <w:pPr>
-        <w:pStyle w:val="BodyText"/>
-      </w:pPr>
-      <w:r>
-        <w:t xml:space="preserve">ALEKSEY: Позвольте вопрос, Дарья. У вас осталась коробка? Или фото шприца?</w:t>
-      </w:r>
-    </w:p>
-    <w:p>
-      <w:pPr>
-        <w:pStyle w:val="BodyText"/>
-      </w:pPr>
-      <w:r>
-        <w:t xml:space="preserve">DARYA: Фото есть. Я всегда фотографирую. Для подруг. Муж прислал из дома тоже.</w:t>
-      </w:r>
-    </w:p>
-    <w:p>
-      <w:pPr>
-        <w:pStyle w:val="BodyText"/>
-      </w:pPr>
-      <w:r>
-        <w:t xml:space="preserve">ALEKSEY: Покажете потом. Сейчас — губа.</w:t>
-      </w:r>
-    </w:p>
-    <w:p>
-      <w:pPr>
-        <w:pStyle w:val="BodyText"/>
-      </w:pPr>
-      <w:r>
-        <w:t xml:space="preserve">DARYA: Хорошо. Потом. Я и сама не хочу сейчас смотреть.</w:t>
-      </w:r>
-    </w:p>
-    <w:p>
-      <w:pPr>
-        <w:pStyle w:val="BodyText"/>
-      </w:pPr>
-      <w:r>
-        <w:t xml:space="preserve">KORNILOVA: Правильно, Алексей. Вы учитесь. Год назад вы бы сначала смотрели фото.</w:t>
-      </w:r>
-    </w:p>
-    <w:p>
-      <w:pPr>
-        <w:pStyle w:val="BodyText"/>
-      </w:pPr>
-      <w:r>
-        <w:t xml:space="preserve">DARYA: Можно я позвоню мужу? Он закончил смену. Хочет приехать.</w:t>
-      </w:r>
-    </w:p>
-    <w:p>
-      <w:pPr>
-        <w:pStyle w:val="BodyText"/>
-      </w:pPr>
-      <w:r>
-        <w:t xml:space="preserve">KORNILOVA: Звоните. Пусть едет. Утром вам нельзя за руль, и одной быть нельзя.</w:t>
-      </w:r>
-    </w:p>
-    <w:p>
-      <w:pPr>
-        <w:pStyle w:val="BodyText"/>
-      </w:pPr>
-      <w:r>
-        <w:t xml:space="preserve">ALEKSEY: Два сорок восемь. Третья.</w:t>
+        <w:t xml:space="preserve">DARYA: Мне написала мастер, спрашивает, как губы. Что мне ей ответить?</w:t>
+      </w:r>
+    </w:p>
+    <w:p>
+      <w:pPr>
+        <w:pStyle w:val="BodyText"/>
+      </w:pPr>
+      <w:r>
+        <w:t xml:space="preserve">KORNILOVA: Пока ничего, ответите потом. Сейчас вы пациентка, а не клиентка.</w:t>
+      </w:r>
+    </w:p>
+    <w:p>
+      <w:pPr>
+        <w:pStyle w:val="BodyText"/>
+      </w:pPr>
+      <w:r>
+        <w:t xml:space="preserve">ALEKSEY: Дарья, позвольте один вопрос. У вас осталась коробка или хотя бы фото шприца?</w:t>
+      </w:r>
+    </w:p>
+    <w:p>
+      <w:pPr>
+        <w:pStyle w:val="BodyText"/>
+      </w:pPr>
+      <w:r>
+        <w:t xml:space="preserve">DARYA: Фото есть, я всегда фотографирую для подруг. И муж тоже прислал фото из дома.</w:t>
+      </w:r>
+    </w:p>
+    <w:p>
+      <w:pPr>
+        <w:pStyle w:val="BodyText"/>
+      </w:pPr>
+      <w:r>
+        <w:t xml:space="preserve">ALEKSEY: Тогда покажете потом, а сейчас главное — губа.</w:t>
+      </w:r>
+    </w:p>
+    <w:p>
+      <w:pPr>
+        <w:pStyle w:val="BodyText"/>
+      </w:pPr>
+      <w:r>
+        <w:t xml:space="preserve">DARYA: Хорошо, потом. Я и сама сейчас не хочу на это смотреть.</w:t>
+      </w:r>
+    </w:p>
+    <w:p>
+      <w:pPr>
+        <w:pStyle w:val="BodyText"/>
+      </w:pPr>
+      <w:r>
+        <w:t xml:space="preserve">KORNILOVA: Правильно, Алексей, вы учитесь. Год назад вы бы сначала смотрели фото, а потом уже на губу.</w:t>
+      </w:r>
+    </w:p>
+    <w:p>
+      <w:pPr>
+        <w:pStyle w:val="BodyText"/>
+      </w:pPr>
+      <w:r>
+        <w:t xml:space="preserve">DARYA: Можно я позвоню мужу? Он закончил смену и хочет приехать.</w:t>
+      </w:r>
+    </w:p>
+    <w:p>
+      <w:pPr>
+        <w:pStyle w:val="BodyText"/>
+      </w:pPr>
+      <w:r>
+        <w:t xml:space="preserve">KORNILOVA: Звоните, пусть едет. Утром вам нельзя садиться за руль, и одной оставаться тоже нельзя.</w:t>
+      </w:r>
+    </w:p>
+    <w:p>
+      <w:pPr>
+        <w:pStyle w:val="BodyText"/>
+      </w:pPr>
+      <w:r>
+        <w:t xml:space="preserve">ALEKSEY: Два сорок восемь, делаем третью инъекцию.</w:t>
       </w:r>
     </w:p>
     <w:bookmarkEnd w:id="23"/>
@@ -1407,199 +1407,199 @@
         <w:pStyle w:val="FirstParagraph"/>
       </w:pPr>
       <w:r>
-        <w:t xml:space="preserve">KORNILOVA: Смотрите. Почти вся губа розовая. Осталось маленькое пятно. С ноготь мизинца.</w:t>
-      </w:r>
-    </w:p>
-    <w:p>
-      <w:pPr>
-        <w:pStyle w:val="BodyText"/>
-      </w:pPr>
-      <w:r>
-        <w:t xml:space="preserve">DARYA: Это останется?</w:t>
-      </w:r>
-    </w:p>
-    <w:p>
-      <w:pPr>
-        <w:pStyle w:val="BodyText"/>
-      </w:pPr>
-      <w:r>
-        <w:t xml:space="preserve">KORNILOVA: Посмотрим через неделю. Может быть, маленький рубец. Может быть, ничего. Без фермента была бы рана во всю губу. Вы приехали вовремя, и Зоя не дала вам уснуть.</w:t>
-      </w:r>
-    </w:p>
-    <w:p>
-      <w:pPr>
-        <w:pStyle w:val="BodyText"/>
-      </w:pPr>
-      <w:r>
-        <w:t xml:space="preserve">PAVEL: Здравствуйте. Я Павел, муж. Даша, ты как? Покажи.</w:t>
-      </w:r>
-    </w:p>
-    <w:p>
-      <w:pPr>
-        <w:pStyle w:val="BodyText"/>
-      </w:pPr>
-      <w:r>
-        <w:t xml:space="preserve">DARYA: Паша, не трогай. Лучше. Почти. Доктор не спала всю ночь.</w:t>
-      </w:r>
-    </w:p>
-    <w:p>
-      <w:pPr>
-        <w:pStyle w:val="BodyText"/>
-      </w:pPr>
-      <w:r>
-        <w:t xml:space="preserve">PAVEL: Спасибо вам. Сколько я должен? Скажите сумму.</w:t>
-      </w:r>
-    </w:p>
-    <w:p>
-      <w:pPr>
-        <w:pStyle w:val="BodyText"/>
-      </w:pPr>
-      <w:r>
-        <w:t xml:space="preserve">KORNILOVA: Ничего. Это не моя частная практика сегодня. Это линия.</w:t>
-      </w:r>
-    </w:p>
-    <w:p>
-      <w:pPr>
-        <w:pStyle w:val="BodyText"/>
-      </w:pPr>
-      <w:r>
-        <w:t xml:space="preserve">ALEKSEY: Павел, у вас фото коробки? Даша сказала, вы прислали.</w:t>
-      </w:r>
-    </w:p>
-    <w:p>
-      <w:pPr>
-        <w:pStyle w:val="BodyText"/>
-      </w:pPr>
-      <w:r>
-        <w:t xml:space="preserve">PAVEL: Вот. Коробка, шприц. Мастер бросила коробку в мусор. Я достал. Привык, на складе работаю.</w:t>
-      </w:r>
-    </w:p>
-    <w:p>
-      <w:pPr>
-        <w:pStyle w:val="BodyText"/>
-      </w:pPr>
-      <w:r>
-        <w:t xml:space="preserve">ALEKSEY: Русская наклейка. Лот две тысячи двести семь. Номер шприца… семьсот восемнадцать.</w:t>
-      </w:r>
-    </w:p>
-    <w:p>
-      <w:pPr>
-        <w:pStyle w:val="BodyText"/>
-      </w:pPr>
-      <w:r>
-        <w:t xml:space="preserve">KORNILOVA: Повторите номер.</w:t>
-      </w:r>
-    </w:p>
-    <w:p>
-      <w:pPr>
-        <w:pStyle w:val="BodyText"/>
-      </w:pPr>
-      <w:r>
-        <w:t xml:space="preserve">ALEKSEY: Две тысячи двести семь, семьсот восемнадцать. Елена Викторовна, это ваша поставка. Ноябрьская десятка.</w:t>
-      </w:r>
-    </w:p>
-    <w:p>
-      <w:pPr>
-        <w:pStyle w:val="BodyText"/>
-      </w:pPr>
-      <w:r>
-        <w:t xml:space="preserve">KORNILOVA: Мой номер. Мой номер был у неё в губе. А я её лечила.</w:t>
-      </w:r>
-    </w:p>
-    <w:p>
-      <w:pPr>
-        <w:pStyle w:val="BodyText"/>
-      </w:pPr>
-      <w:r>
-        <w:t xml:space="preserve">ALEKSEY: Я позвоню Ирине. Она проверит, где сейчас настоящий семьсот восемнадцать.</w:t>
-      </w:r>
-    </w:p>
-    <w:p>
-      <w:pPr>
-        <w:pStyle w:val="BodyText"/>
-      </w:pPr>
-      <w:r>
-        <w:t xml:space="preserve">IRINA: Алексей, почти четыре утра. Что случилось?</w:t>
-      </w:r>
-    </w:p>
-    <w:p>
-      <w:pPr>
-        <w:pStyle w:val="BodyText"/>
-      </w:pPr>
-      <w:r>
-        <w:t xml:space="preserve">ALEKSEY: Номер две тысячи двести семь, семьсот восемнадцать. Подольск. Губа. Окклюзия.</w:t>
-      </w:r>
-    </w:p>
-    <w:p>
-      <w:pPr>
-        <w:pStyle w:val="BodyText"/>
-      </w:pPr>
-      <w:r>
-        <w:t xml:space="preserve">IRINA: Проверяю. Клиника Корниловой. По журналу медсестры — в шкафу, не вскрыт. Значит, в Подольске — копия.</w:t>
-      </w:r>
-    </w:p>
-    <w:p>
-      <w:pPr>
-        <w:pStyle w:val="BodyText"/>
-      </w:pPr>
-      <w:r>
-        <w:t xml:space="preserve">KORNILOVA: Значит, они не просто копируют номера. Они копируют мою репутацию. Мою подпись под каждым шприцем, который я выбирала сама. Тридцать лет я строила это имя.</w:t>
-      </w:r>
-    </w:p>
-    <w:p>
-      <w:pPr>
-        <w:pStyle w:val="BodyText"/>
-      </w:pPr>
-      <w:r>
-        <w:t xml:space="preserve">IRINA: Это второй раз, когда всплывает этот номер. Я ставлю флаг. Пусть линия видит его.</w:t>
-      </w:r>
-    </w:p>
-    <w:p>
-      <w:pPr>
-        <w:pStyle w:val="BodyText"/>
-      </w:pPr>
-      <w:r>
-        <w:t xml:space="preserve">DARYA: Подождите. Мой гель… ненастоящий?</w:t>
-      </w:r>
-    </w:p>
-    <w:p>
-      <w:pPr>
-        <w:pStyle w:val="BodyText"/>
-      </w:pPr>
-      <w:r>
-        <w:t xml:space="preserve">KORNILOVA: Ваш гель проверят. Но одно я знаю точно: ваша губа — настоящая. И её мы сохранили.</w:t>
-      </w:r>
-    </w:p>
-    <w:p>
-      <w:pPr>
-        <w:pStyle w:val="BodyText"/>
-      </w:pPr>
-      <w:r>
-        <w:t xml:space="preserve">PAVEL: Мастер сказала, это тот же гель, что у врачей. Только дешевле.</w:t>
-      </w:r>
-    </w:p>
-    <w:p>
-      <w:pPr>
-        <w:pStyle w:val="BodyText"/>
-      </w:pPr>
-      <w:r>
-        <w:t xml:space="preserve">ALEKSEY: Это говорят все, кто продаёт дешевле. Мы теперь слышим это каждую неделю.</w:t>
-      </w:r>
-    </w:p>
-    <w:p>
-      <w:pPr>
-        <w:pStyle w:val="BodyText"/>
-      </w:pPr>
-      <w:r>
-        <w:t xml:space="preserve">DARYA: Мне стыдно. Я экономила. Семь тысяч вместо двадцати.</w:t>
-      </w:r>
-    </w:p>
-    <w:p>
-      <w:pPr>
-        <w:pStyle w:val="BodyText"/>
-      </w:pPr>
-      <w:r>
-        <w:t xml:space="preserve">KORNILOVA: Не стыдитесь. Стыдно должно быть тому, кто продал вам «экономию».</w:t>
+        <w:t xml:space="preserve">KORNILOVA: Смотрите, почти вся губа уже розовая. Осталось только маленькое пятно, размером с ноготь мизинца.</w:t>
+      </w:r>
+    </w:p>
+    <w:p>
+      <w:pPr>
+        <w:pStyle w:val="BodyText"/>
+      </w:pPr>
+      <w:r>
+        <w:t xml:space="preserve">DARYA: А это пятно останется навсегда?</w:t>
+      </w:r>
+    </w:p>
+    <w:p>
+      <w:pPr>
+        <w:pStyle w:val="BodyText"/>
+      </w:pPr>
+      <w:r>
+        <w:t xml:space="preserve">KORNILOVA: Посмотрим через неделю. Может быть, останется маленький рубец, а может быть, ничего. Без фермента была бы рана во всю губу. Вы приехали вовремя, потому что Зоя не дала вам уснуть, и за это ей нужно сказать спасибо.</w:t>
+      </w:r>
+    </w:p>
+    <w:p>
+      <w:pPr>
+        <w:pStyle w:val="BodyText"/>
+      </w:pPr>
+      <w:r>
+        <w:t xml:space="preserve">PAVEL: Здравствуйте, я Павел, её муж. Даша, ты как? Покажи мне.</w:t>
+      </w:r>
+    </w:p>
+    <w:p>
+      <w:pPr>
+        <w:pStyle w:val="BodyText"/>
+      </w:pPr>
+      <w:r>
+        <w:t xml:space="preserve">DARYA: Паша, только не трогай. Мне лучше, почти хорошо. Доктор не спала всю ночь.</w:t>
+      </w:r>
+    </w:p>
+    <w:p>
+      <w:pPr>
+        <w:pStyle w:val="BodyText"/>
+      </w:pPr>
+      <w:r>
+        <w:t xml:space="preserve">PAVEL: Спасибо вам огромное. Сколько я вам должен? Скажите сумму, пожалуйста.</w:t>
+      </w:r>
+    </w:p>
+    <w:p>
+      <w:pPr>
+        <w:pStyle w:val="BodyText"/>
+      </w:pPr>
+      <w:r>
+        <w:t xml:space="preserve">KORNILOVA: Ничего не должны. Сегодня это не моя частная практика, а работа линии.</w:t>
+      </w:r>
+    </w:p>
+    <w:p>
+      <w:pPr>
+        <w:pStyle w:val="BodyText"/>
+      </w:pPr>
+      <w:r>
+        <w:t xml:space="preserve">ALEKSEY: Павел, у вас есть фото коробки? Даша сказала, что вы их прислали.</w:t>
+      </w:r>
+    </w:p>
+    <w:p>
+      <w:pPr>
+        <w:pStyle w:val="BodyText"/>
+      </w:pPr>
+      <w:r>
+        <w:t xml:space="preserve">PAVEL: Вот коробка и шприц. Мастер бросила коробку в мусор, а я её достал, потому что работаю на складе и привык.</w:t>
+      </w:r>
+    </w:p>
+    <w:p>
+      <w:pPr>
+        <w:pStyle w:val="BodyText"/>
+      </w:pPr>
+      <w:r>
+        <w:t xml:space="preserve">ALEKSEY: Русская наклейка, лот две тысячи двести семь. А номер шприца… семьсот восемнадцать.</w:t>
+      </w:r>
+    </w:p>
+    <w:p>
+      <w:pPr>
+        <w:pStyle w:val="BodyText"/>
+      </w:pPr>
+      <w:r>
+        <w:t xml:space="preserve">KORNILOVA: Повторите, пожалуйста, этот номер ещё раз.</w:t>
+      </w:r>
+    </w:p>
+    <w:p>
+      <w:pPr>
+        <w:pStyle w:val="BodyText"/>
+      </w:pPr>
+      <w:r>
+        <w:t xml:space="preserve">ALEKSEY: Две тысячи двести семь, семьсот восемнадцать. Елена Викторовна, это ваша поставка, та самая ноябрьская десятка.</w:t>
+      </w:r>
+    </w:p>
+    <w:p>
+      <w:pPr>
+        <w:pStyle w:val="BodyText"/>
+      </w:pPr>
+      <w:r>
+        <w:t xml:space="preserve">KORNILOVA: Это мой номер. Мой номер был у неё в губе, а я её сегодня лечила.</w:t>
+      </w:r>
+    </w:p>
+    <w:p>
+      <w:pPr>
+        <w:pStyle w:val="BodyText"/>
+      </w:pPr>
+      <w:r>
+        <w:t xml:space="preserve">ALEKSEY: Я позвоню Ирине, и она проверит, где сейчас лежит настоящий семьсот восемнадцать.</w:t>
+      </w:r>
+    </w:p>
+    <w:p>
+      <w:pPr>
+        <w:pStyle w:val="BodyText"/>
+      </w:pPr>
+      <w:r>
+        <w:t xml:space="preserve">IRINA: Алексей, сейчас почти четыре утра. Что случилось?</w:t>
+      </w:r>
+    </w:p>
+    <w:p>
+      <w:pPr>
+        <w:pStyle w:val="BodyText"/>
+      </w:pPr>
+      <w:r>
+        <w:t xml:space="preserve">ALEKSEY: Номер две тысячи двести семь, семьсот восемнадцать, Подольск. Губа, окклюзия.</w:t>
+      </w:r>
+    </w:p>
+    <w:p>
+      <w:pPr>
+        <w:pStyle w:val="BodyText"/>
+      </w:pPr>
+      <w:r>
+        <w:t xml:space="preserve">IRINA: Проверяю. Это клиника Корниловой, и по журналу медсестры шприц лежит в шкафу, не вскрыт. Значит, в Подольске была копия.</w:t>
+      </w:r>
+    </w:p>
+    <w:p>
+      <w:pPr>
+        <w:pStyle w:val="BodyText"/>
+      </w:pPr>
+      <w:r>
+        <w:t xml:space="preserve">KORNILOVA: Значит, они копируют не просто номера, а мою репутацию. Мою подпись под каждым шприцем, который я выбирала сама. Я строила это имя тридцать лет, а они взяли его с мусорки.</w:t>
+      </w:r>
+    </w:p>
+    <w:p>
+      <w:pPr>
+        <w:pStyle w:val="BodyText"/>
+      </w:pPr>
+      <w:r>
+        <w:t xml:space="preserve">IRINA: Этот номер всплывает уже второй раз, поэтому я ставлю на нём флаг. Пусть линия его видит.</w:t>
+      </w:r>
+    </w:p>
+    <w:p>
+      <w:pPr>
+        <w:pStyle w:val="BodyText"/>
+      </w:pPr>
+      <w:r>
+        <w:t xml:space="preserve">DARYA: Подождите… Значит, мой гель был ненастоящий?</w:t>
+      </w:r>
+    </w:p>
+    <w:p>
+      <w:pPr>
+        <w:pStyle w:val="BodyText"/>
+      </w:pPr>
+      <w:r>
+        <w:t xml:space="preserve">KORNILOVA: Ваш гель проверят. Но одно я знаю точно: ваша губа настоящая, и её мы сохранили.</w:t>
+      </w:r>
+    </w:p>
+    <w:p>
+      <w:pPr>
+        <w:pStyle w:val="BodyText"/>
+      </w:pPr>
+      <w:r>
+        <w:t xml:space="preserve">PAVEL: А мастер сказала, что это тот же гель, что у врачей, только дешевле.</w:t>
+      </w:r>
+    </w:p>
+    <w:p>
+      <w:pPr>
+        <w:pStyle w:val="BodyText"/>
+      </w:pPr>
+      <w:r>
+        <w:t xml:space="preserve">ALEKSEY: Так говорят все, кто продаёт дешевле. Теперь мы слышим это почти каждую неделю.</w:t>
+      </w:r>
+    </w:p>
+    <w:p>
+      <w:pPr>
+        <w:pStyle w:val="BodyText"/>
+      </w:pPr>
+      <w:r>
+        <w:t xml:space="preserve">DARYA: Мне так стыдно. Я хотела сэкономить и заплатила семь тысяч вместо двадцати.</w:t>
+      </w:r>
+    </w:p>
+    <w:p>
+      <w:pPr>
+        <w:pStyle w:val="BodyText"/>
+      </w:pPr>
+      <w:r>
+        <w:t xml:space="preserve">KORNILOVA: Не стыдитесь. Стыдно должно быть тому, кто продал вам эту «экономию».</w:t>
       </w:r>
     </w:p>
     <w:bookmarkEnd w:id="24"/>
@@ -1617,39 +1617,39 @@
         <w:pStyle w:val="FirstParagraph"/>
       </w:pPr>
       <w:r>
-        <w:t xml:space="preserve">ALEKSEY: Кофе. Двойной. Вы не спали ни минуты.</w:t>
-      </w:r>
-    </w:p>
-    <w:p>
-      <w:pPr>
-        <w:pStyle w:val="BodyText"/>
-      </w:pPr>
-      <w:r>
-        <w:t xml:space="preserve">KORNILOVA: В ординатуре я не спала двое суток. Одна ночь — это ничего. Спасибо.</w:t>
-      </w:r>
-    </w:p>
-    <w:p>
-      <w:pPr>
-        <w:pStyle w:val="BodyText"/>
-      </w:pPr>
-      <w:r>
-        <w:t xml:space="preserve">ALEKSEY: Даша уехала с мужем. Зоя будет звонить ей каждые три часа.</w:t>
-      </w:r>
-    </w:p>
-    <w:p>
-      <w:pPr>
-        <w:pStyle w:val="BodyText"/>
-      </w:pPr>
-      <w:r>
-        <w:t xml:space="preserve">KORNILOVA: Завтра — осмотр. Через неделю — ещё один. Запишите в отчёт.</w:t>
-      </w:r>
-    </w:p>
-    <w:p>
-      <w:pPr>
-        <w:pStyle w:val="BodyText"/>
-      </w:pPr>
-      <w:r>
-        <w:t xml:space="preserve">ALEKSEY: Что записать?</w:t>
+        <w:t xml:space="preserve">ALEKSEY: Вот кофе, двойной. Вы ведь не спали ни минуты за всю ночь.</w:t>
+      </w:r>
+    </w:p>
+    <w:p>
+      <w:pPr>
+        <w:pStyle w:val="BodyText"/>
+      </w:pPr>
+      <w:r>
+        <w:t xml:space="preserve">KORNILOVA: В ординатуре я не спала двое суток подряд, так что одна ночь — это ничего. Но спасибо.</w:t>
+      </w:r>
+    </w:p>
+    <w:p>
+      <w:pPr>
+        <w:pStyle w:val="BodyText"/>
+      </w:pPr>
+      <w:r>
+        <w:t xml:space="preserve">ALEKSEY: Даша уехала домой с мужем, а Зоя будет звонить ей каждые три часа.</w:t>
+      </w:r>
+    </w:p>
+    <w:p>
+      <w:pPr>
+        <w:pStyle w:val="BodyText"/>
+      </w:pPr>
+      <w:r>
+        <w:t xml:space="preserve">KORNILOVA: Завтра будет осмотр, а через неделю ещё один. Запишите это в отчёт.</w:t>
+      </w:r>
+    </w:p>
+    <w:p>
+      <w:pPr>
+        <w:pStyle w:val="BodyText"/>
+      </w:pPr>
+      <w:r>
+        <w:t xml:space="preserve">ALEKSEY: А что именно мне записать?</w:t>
       </w:r>
     </w:p>
     <w:p>
@@ -1665,71 +1665,71 @@
         <w:pStyle w:val="BodyText"/>
       </w:pPr>
       <w:r>
-        <w:t xml:space="preserve">ALEKSEY: Наша линия. Ирина скажет, что эта ночь стоила денег. Такси, фермент, ваше время.</w:t>
-      </w:r>
-    </w:p>
-    <w:p>
-      <w:pPr>
-        <w:pStyle w:val="BodyText"/>
-      </w:pPr>
-      <w:r>
-        <w:t xml:space="preserve">KORNILOVA: Скажите Ирине: эта ночь стоила одну губу. Пусть посчитает, сколько стоит губа человека, который через десять лет будет улыбаться. Такой графы в её таблице нет.</w:t>
-      </w:r>
-    </w:p>
-    <w:p>
-      <w:pPr>
-        <w:pStyle w:val="BodyText"/>
-      </w:pPr>
-      <w:r>
-        <w:t xml:space="preserve">ALEKSEY: Она посчитает. Она всё считает.</w:t>
-      </w:r>
-    </w:p>
-    <w:p>
-      <w:pPr>
-        <w:pStyle w:val="BodyText"/>
-      </w:pPr>
-      <w:r>
-        <w:t xml:space="preserve">KORNILOVA: И ещё. Найдите эту Алёну. Не для суда.</w:t>
-      </w:r>
-    </w:p>
-    <w:p>
-      <w:pPr>
-        <w:pStyle w:val="BodyText"/>
-      </w:pPr>
-      <w:r>
-        <w:t xml:space="preserve">ALEKSEY: А для чего?</w:t>
-      </w:r>
-    </w:p>
-    <w:p>
-      <w:pPr>
-        <w:pStyle w:val="BodyText"/>
-      </w:pPr>
-      <w:r>
-        <w:t xml:space="preserve">KORNILOVA: Для обучения. Она колола два года и не знает, что такое белое пятно. Таких Алён — сотни. Их не остановит суд. Их может остановить только знание.</w:t>
-      </w:r>
-    </w:p>
-    <w:p>
-      <w:pPr>
-        <w:pStyle w:val="BodyText"/>
-      </w:pPr>
-      <w:r>
-        <w:t xml:space="preserve">ALEKSEY: Вы хотите учить мастеров? Не врачей?</w:t>
-      </w:r>
-    </w:p>
-    <w:p>
-      <w:pPr>
-        <w:pStyle w:val="BodyText"/>
-      </w:pPr>
-      <w:r>
-        <w:t xml:space="preserve">KORNILOVA: Колоть я их учить не буду. Никогда. Но узнавать беду — буду. Беда не спрашивает диплом.</w:t>
-      </w:r>
-    </w:p>
-    <w:p>
-      <w:pPr>
-        <w:pStyle w:val="BodyText"/>
-      </w:pPr>
-      <w:r>
-        <w:t xml:space="preserve">ALEKSEY: Это меняет все наши правила, Елена Викторовна.</w:t>
+        <w:t xml:space="preserve">ALEKSEY: Наша линия… Ирина скажет, что эта ночь стоила денег: такси, фермент и ваше время.</w:t>
+      </w:r>
+    </w:p>
+    <w:p>
+      <w:pPr>
+        <w:pStyle w:val="BodyText"/>
+      </w:pPr>
+      <w:r>
+        <w:t xml:space="preserve">KORNILOVA: Скажите Ирине, что эта ночь стоила одну губу. Пусть посчитает, сколько стоит губа человека, который через десять лет будет улыбаться. Боюсь только, что такой графы в её таблице пока нет.</w:t>
+      </w:r>
+    </w:p>
+    <w:p>
+      <w:pPr>
+        <w:pStyle w:val="BodyText"/>
+      </w:pPr>
+      <w:r>
+        <w:t xml:space="preserve">ALEKSEY: Она посчитает, не сомневайтесь, она всё считает.</w:t>
+      </w:r>
+    </w:p>
+    <w:p>
+      <w:pPr>
+        <w:pStyle w:val="BodyText"/>
+      </w:pPr>
+      <w:r>
+        <w:t xml:space="preserve">KORNILOVA: И ещё одно. Найдите эту Алёну, только не для суда.</w:t>
+      </w:r>
+    </w:p>
+    <w:p>
+      <w:pPr>
+        <w:pStyle w:val="BodyText"/>
+      </w:pPr>
+      <w:r>
+        <w:t xml:space="preserve">ALEKSEY: А для чего тогда?</w:t>
+      </w:r>
+    </w:p>
+    <w:p>
+      <w:pPr>
+        <w:pStyle w:val="BodyText"/>
+      </w:pPr>
+      <w:r>
+        <w:t xml:space="preserve">KORNILOVA: Для обучения. Она колола два года и не знает, что такое белое пятно, а таких Алён сотни. Их не остановит суд, потому что на всех судов не хватит. Их может остановить только знание.</w:t>
+      </w:r>
+    </w:p>
+    <w:p>
+      <w:pPr>
+        <w:pStyle w:val="BodyText"/>
+      </w:pPr>
+      <w:r>
+        <w:t xml:space="preserve">ALEKSEY: Вы хотите учить мастеров, а не врачей?</w:t>
+      </w:r>
+    </w:p>
+    <w:p>
+      <w:pPr>
+        <w:pStyle w:val="BodyText"/>
+      </w:pPr>
+      <w:r>
+        <w:t xml:space="preserve">KORNILOVA: Колоть я их учить не буду никогда. Но узнавать беду — буду. Беда не спрашивает диплом.</w:t>
+      </w:r>
+    </w:p>
+    <w:p>
+      <w:pPr>
+        <w:pStyle w:val="BodyText"/>
+      </w:pPr>
+      <w:r>
+        <w:t xml:space="preserve">ALEKSEY: Елена Викторовна, но ведь это меняет все наши правила.</w:t>
       </w:r>
     </w:p>
     <w:p>
@@ -2794,7 +2794,7 @@
         <w:t xml:space="preserve">“</w:t>
       </w:r>
       <w:r>
-        <w:t xml:space="preserve">Не пройдёт. Это не отёк. Похоже, гель закрыл сосуд, и кожа над ним не получает крови. Это лечится, но сегодня ночью, а не утром. Утром может быть поздно.</w:t>
+        <w:t xml:space="preserve">Не пройдёт. Это не отёк. Похоже, гель закрыл сосуд, и кожа над ним не получает крови. Это лечится, но лечить нужно сегодня ночью, а не утром, потому что утром может быть уже поздно.</w:t>
       </w:r>
       <w:r>
         <w:t xml:space="preserve">”</w:t>
@@ -2988,19 +2988,19 @@
               <w:jc w:val="left"/>
             </w:pPr>
             <w:r>
-              <w:t xml:space="preserve">Это лечится, но сегодня ночью, а не утром.</w:t>
-            </w:r>
-          </w:p>
-        </w:tc>
-        <w:tc>
-          <w:tcPr/>
-          <w:p>
-            <w:pPr>
-              <w:pStyle w:val="Compact"/>
-              <w:jc w:val="left"/>
-            </w:pPr>
-            <w:r>
-              <w:t xml:space="preserve">재귀형 лечится + 대조</w:t>
+              <w:t xml:space="preserve">Это лечится, но лечить нужно сегодня ночью, а не утром</w:t>
+            </w:r>
+          </w:p>
+        </w:tc>
+        <w:tc>
+          <w:tcPr/>
+          <w:p>
+            <w:pPr>
+              <w:pStyle w:val="Compact"/>
+              <w:jc w:val="left"/>
+            </w:pPr>
+            <w:r>
+              <w:t xml:space="preserve">재귀형 лечится + нужно + 부정사 + 대조</w:t>
             </w:r>
           </w:p>
         </w:tc>
@@ -3014,31 +3014,31 @@
               <w:jc w:val="left"/>
             </w:pPr>
             <w:r>
-              <w:t xml:space="preserve">⑤ 경고</w:t>
-            </w:r>
-          </w:p>
-        </w:tc>
-        <w:tc>
-          <w:tcPr/>
-          <w:p>
-            <w:pPr>
-              <w:pStyle w:val="Compact"/>
-              <w:jc w:val="left"/>
-            </w:pPr>
-            <w:r>
-              <w:t xml:space="preserve">Утром может быть поздно.</w:t>
-            </w:r>
-          </w:p>
-        </w:tc>
-        <w:tc>
-          <w:tcPr/>
-          <w:p>
-            <w:pPr>
-              <w:pStyle w:val="Compact"/>
-              <w:jc w:val="left"/>
-            </w:pPr>
-            <w:r>
-              <w:t xml:space="preserve">может быть + 부사</w:t>
+              <w:t xml:space="preserve">⑤ 경고(이유)</w:t>
+            </w:r>
+          </w:p>
+        </w:tc>
+        <w:tc>
+          <w:tcPr/>
+          <w:p>
+            <w:pPr>
+              <w:pStyle w:val="Compact"/>
+              <w:jc w:val="left"/>
+            </w:pPr>
+            <w:r>
+              <w:t xml:space="preserve">потому что утром может быть уже поздно.</w:t>
+            </w:r>
+          </w:p>
+        </w:tc>
+        <w:tc>
+          <w:tcPr/>
+          <w:p>
+            <w:pPr>
+              <w:pStyle w:val="Compact"/>
+              <w:jc w:val="left"/>
+            </w:pPr>
+            <w:r>
+              <w:t xml:space="preserve">потому что + может быть + 부사</w:t>
             </w:r>
           </w:p>
         </w:tc>
@@ -3062,7 +3062,7 @@
         <w:t xml:space="preserve">“</w:t>
       </w:r>
       <w:r>
-        <w:t xml:space="preserve">Не… Это не… Похоже, … Это…, но…, а не… … может быть поздно.</w:t>
+        <w:t xml:space="preserve">Не… Это не… Похоже, … Это…, но… нужно…, а не…, потому что… может быть уже поздно.</w:t>
       </w:r>
       <w:r>
         <w:t xml:space="preserve">”</w:t>
@@ -3081,7 +3081,7 @@
         <w:t xml:space="preserve"> </w:t>
       </w:r>
       <w:r>
-        <w:t xml:space="preserve">похоже · но · а не</w:t>
+        <w:t xml:space="preserve">похоже · но · а не · потому что</w:t>
       </w:r>
       <w:r>
         <w:t xml:space="preserve"> </w:t>
@@ -3097,7 +3097,7 @@
         <w:t xml:space="preserve"> </w:t>
       </w:r>
       <w:r>
-        <w:t xml:space="preserve">고객의 잘못된 믿음을 부드럽게 바로잡고, 지금 행동해야 하는 이유를 25~30단어로 말하기.</w:t>
+        <w:t xml:space="preserve">고객의 잘못된 믿음을 부드럽게 바로잡고, 지금 행동해야 하는 이유를 30~50단어로 말하기.</w:t>
       </w:r>
     </w:p>
     <w:bookmarkEnd w:id="30"/>
@@ -3594,111 +3594,111 @@
         <w:pStyle w:val="BodyText"/>
       </w:pPr>
       <w:r>
-        <w:t xml:space="preserve">다리야: 안녕하세요. 밤에 죄송해요. 입술이… 이상해요. 포럼에서 이 번호를 찾았어요.</w:t>
-      </w:r>
-    </w:p>
-    <w:p>
-      <w:pPr>
-        <w:pStyle w:val="BodyText"/>
-      </w:pPr>
-      <w:r>
-        <w:t xml:space="preserve">조야: 괜찮아요, 저흰 밤에 일하는 곳이에요. 성함이 어떻게 되세요?</w:t>
-      </w:r>
-    </w:p>
-    <w:p>
-      <w:pPr>
-        <w:pStyle w:val="BodyText"/>
-      </w:pPr>
-      <w:r>
-        <w:t xml:space="preserve">다리야: 다리야예요. 오늘 입술에 주사를 맞았어요. 저녁 7시에.</w:t>
-      </w:r>
-    </w:p>
-    <w:p>
-      <w:pPr>
-        <w:pStyle w:val="BodyText"/>
-      </w:pPr>
-      <w:r>
-        <w:t xml:space="preserve">조야: 다리야, 지금 뭐가 보이세요? 거울로. 색을 말해 주세요.</w:t>
-      </w:r>
-    </w:p>
-    <w:p>
-      <w:pPr>
-        <w:pStyle w:val="BodyText"/>
-      </w:pPr>
-      <w:r>
-        <w:t xml:space="preserve">다리야: 처음엔 입술 위에 하얀 점이 있었어요. 맞자마자. 지금은 — 파란 얼룩. 그물처럼.</w:t>
-      </w:r>
-    </w:p>
-    <w:p>
-      <w:pPr>
-        <w:pStyle w:val="BodyText"/>
-      </w:pPr>
-      <w:r>
-        <w:t xml:space="preserve">조야: 아파요?</w:t>
-      </w:r>
-    </w:p>
-    <w:p>
-      <w:pPr>
-        <w:pStyle w:val="BodyText"/>
-      </w:pPr>
-      <w:r>
-        <w:t xml:space="preserve">다리야: 아파요. 심하게. 당기고 화끈거려요. 한 시간 전보다 더.</w:t>
-      </w:r>
-    </w:p>
-    <w:p>
-      <w:pPr>
-        <w:pStyle w:val="BodyText"/>
-      </w:pPr>
-      <w:r>
-        <w:t xml:space="preserve">조야: 다리야, 잘 들으세요. 마사지하지 마세요. 자지 마세요. 의사 없이 아무것도 드시지 마세요.</w:t>
-      </w:r>
-    </w:p>
-    <w:p>
-      <w:pPr>
-        <w:pStyle w:val="BodyText"/>
-      </w:pPr>
-      <w:r>
-        <w:t xml:space="preserve">다리야: 마스터는 마사지하라고 했어요. 따뜻한 찜질도요. 아침이면 없어진대요.</w:t>
-      </w:r>
-    </w:p>
-    <w:p>
-      <w:pPr>
-        <w:pStyle w:val="BodyText"/>
-      </w:pPr>
-      <w:r>
-        <w:t xml:space="preserve">조야: 안 없어져요. 부기가 아니에요. 젤이 혈관을 막아서 그 위 피부에 피가 안 가는 것 같아요. 치료되지만, 오늘 밤에요, 아침이 아니라. 아침엔 늦을 수 있어요.</w:t>
-      </w:r>
-    </w:p>
-    <w:p>
-      <w:pPr>
-        <w:pStyle w:val="BodyText"/>
-      </w:pPr>
-      <w:r>
-        <w:t xml:space="preserve">다리야: 무서워요. 집에 혼자예요, 남편은 근무 중이고.</w:t>
-      </w:r>
-    </w:p>
-    <w:p>
-      <w:pPr>
-        <w:pStyle w:val="BodyText"/>
-      </w:pPr>
-      <w:r>
-        <w:t xml:space="preserve">조야: 혼자가 아니에요. 제가 있어요. 지금 의사에게 전화하고 5분 뒤에 다시 걸게요.</w:t>
-      </w:r>
-    </w:p>
-    <w:p>
-      <w:pPr>
-        <w:pStyle w:val="BodyText"/>
-      </w:pPr>
-      <w:r>
-        <w:t xml:space="preserve">다리야: 5분 뒤에요? 정말요?</w:t>
-      </w:r>
-    </w:p>
-    <w:p>
-      <w:pPr>
-        <w:pStyle w:val="BodyText"/>
-      </w:pPr>
-      <w:r>
-        <w:t xml:space="preserve">조야: 정말요. 전화기를 손에 쥐고 계세요. 그리고 시계를 보세요: 지금 몇 시예요?</w:t>
+        <w:t xml:space="preserve">다리야: 안녕하세요, 밤에 전화해서 죄송해요. 입술이 좀 이상한데, 이 번호는 포럼에서 찾았어요.</w:t>
+      </w:r>
+    </w:p>
+    <w:p>
+      <w:pPr>
+        <w:pStyle w:val="BodyText"/>
+      </w:pPr>
+      <w:r>
+        <w:t xml:space="preserve">조야: 괜찮아요, 저흰 바로 밤에 일하는 곳이에요. 성함이 어떻게 되세요?</w:t>
+      </w:r>
+    </w:p>
+    <w:p>
+      <w:pPr>
+        <w:pStyle w:val="BodyText"/>
+      </w:pPr>
+      <w:r>
+        <w:t xml:space="preserve">다리야: 다리야예요. 오늘 입술에 주사를 맞았어요, 저녁 7시에요.</w:t>
+      </w:r>
+    </w:p>
+    <w:p>
+      <w:pPr>
+        <w:pStyle w:val="BodyText"/>
+      </w:pPr>
+      <w:r>
+        <w:t xml:space="preserve">조야: 다리야, 거울을 보고 지금 뭐가 보이는지 말해 주세요. 피부가 무슨 색이에요?</w:t>
+      </w:r>
+    </w:p>
+    <w:p>
+      <w:pPr>
+        <w:pStyle w:val="BodyText"/>
+      </w:pPr>
+      <w:r>
+        <w:t xml:space="preserve">다리야: 처음엔 맞자마자 입술 위에 하얀 점이 있었어요. 지금은 그물처럼 파란 얼룩이 있어요.</w:t>
+      </w:r>
+    </w:p>
+    <w:p>
+      <w:pPr>
+        <w:pStyle w:val="BodyText"/>
+      </w:pPr>
+      <w:r>
+        <w:t xml:space="preserve">조야: 아프세요?</w:t>
+      </w:r>
+    </w:p>
+    <w:p>
+      <w:pPr>
+        <w:pStyle w:val="BodyText"/>
+      </w:pPr>
+      <w:r>
+        <w:t xml:space="preserve">다리야: 네, 많이 아파요. 당기고 화끈거리고, 한 시간 전보다 더 심해요.</w:t>
+      </w:r>
+    </w:p>
+    <w:p>
+      <w:pPr>
+        <w:pStyle w:val="BodyText"/>
+      </w:pPr>
+      <w:r>
+        <w:t xml:space="preserve">조야: 다리야, 잘 들으세요. 마사지하지 마세요. 자지 마세요. 그리고 의사 없이 아무것도 드시지 마세요.</w:t>
+      </w:r>
+    </w:p>
+    <w:p>
+      <w:pPr>
+        <w:pStyle w:val="BodyText"/>
+      </w:pPr>
+      <w:r>
+        <w:t xml:space="preserve">다리야: 그런데 마스터는 마사지하고 따뜻한 찜질을 하라고 했어요. 아침이면 다 없어진대요.</w:t>
+      </w:r>
+    </w:p>
+    <w:p>
+      <w:pPr>
+        <w:pStyle w:val="BodyText"/>
+      </w:pPr>
+      <w:r>
+        <w:t xml:space="preserve">조야: 안 없어져요. 부기가 아니에요. 젤이 혈관을 막아서 그 위 피부에 피가 안 가는 것 같아요. 치료는 되지만 아침이 아니라 오늘 밤에 해야 해요. 아침엔 이미 늦을 수 있으니까요.</w:t>
+      </w:r>
+    </w:p>
+    <w:p>
+      <w:pPr>
+        <w:pStyle w:val="BodyText"/>
+      </w:pPr>
+      <w:r>
+        <w:t xml:space="preserve">다리야: 너무 무서워요. 남편이 근무 중이라 집에 혼자예요.</w:t>
+      </w:r>
+    </w:p>
+    <w:p>
+      <w:pPr>
+        <w:pStyle w:val="BodyText"/>
+      </w:pPr>
+      <w:r>
+        <w:t xml:space="preserve">조야: 혼자가 아니에요, 제가 있어요. 지금 의사에게 전화하고, 5분 뒤에 다시 걸게요.</w:t>
+      </w:r>
+    </w:p>
+    <w:p>
+      <w:pPr>
+        <w:pStyle w:val="BodyText"/>
+      </w:pPr>
+      <w:r>
+        <w:t xml:space="preserve">다리야: 5분 뒤에요? 정말 다시 걸어 주실 거예요?</w:t>
+      </w:r>
+    </w:p>
+    <w:p>
+      <w:pPr>
+        <w:pStyle w:val="BodyText"/>
+      </w:pPr>
+      <w:r>
+        <w:t xml:space="preserve">조야: 정말이에요. 전화기를 손에 쥐고 시계를 보세요. 지금 몇 시예요?</w:t>
       </w:r>
     </w:p>
     <w:bookmarkEnd w:id="33"/>
@@ -3716,279 +3716,279 @@
         <w:pStyle w:val="FirstParagraph"/>
       </w:pPr>
       <w:r>
-        <w:t xml:space="preserve">코르닐로바: 코르닐로바예요. 말씀하세요. 자정에 누구죠?</w:t>
-      </w:r>
-    </w:p>
-    <w:p>
-      <w:pPr>
-        <w:pStyle w:val="BodyText"/>
-      </w:pPr>
-      <w:r>
-        <w:t xml:space="preserve">조야: 옐레나 빅토로브나, 죄송해요. 상담선 조야예요. 케이스가 있어요. 폐색 같아요. 입술, 다섯 시간 전.</w:t>
-      </w:r>
-    </w:p>
-    <w:p>
-      <w:pPr>
-        <w:pStyle w:val="BodyText"/>
-      </w:pPr>
-      <w:r>
-        <w:t xml:space="preserve">코르닐로바: 다섯 시간. 색은?</w:t>
-      </w:r>
-    </w:p>
-    <w:p>
-      <w:pPr>
-        <w:pStyle w:val="BodyText"/>
-      </w:pPr>
-      <w:r>
-        <w:t xml:space="preserve">조야: 맞자마자 하얀 점, 지금은 그물 모양 파란 얼룩. 통증 증가. 마스터, 의사 아님.</w:t>
-      </w:r>
-    </w:p>
-    <w:p>
-      <w:pPr>
-        <w:pStyle w:val="BodyText"/>
-      </w:pPr>
-      <w:r>
-        <w:t xml:space="preserve">코르닐로바: 나한테 오라고 해요. 지금. 파트리아르시 클리닉. 20분 뒤에 가 있을게요.</w:t>
-      </w:r>
-    </w:p>
-    <w:p>
-      <w:pPr>
-        <w:pStyle w:val="BodyText"/>
-      </w:pPr>
-      <w:r>
-        <w:t xml:space="preserve">조야: 집에 혼자예요, 남편은 근무 중. 차가 없어요.</w:t>
-      </w:r>
-    </w:p>
-    <w:p>
-      <w:pPr>
-        <w:pStyle w:val="BodyText"/>
-      </w:pPr>
-      <w:r>
-        <w:t xml:space="preserve">코르닐로바: 그럼 택시. 돈은 — 나중에. 조야, 당직 이사에게 전화해요. 프로토콜대로.</w:t>
-      </w:r>
-    </w:p>
-    <w:p>
-      <w:pPr>
-        <w:pStyle w:val="BodyText"/>
-      </w:pPr>
-      <w:r>
-        <w:t xml:space="preserve">조야: 알렉세이 니콜라예비치? 죄송해요, 자정이에요. 야간 케이스, 프로토콜이요. 우리 환자 아니에요. 우리 젤도 아니고요.</w:t>
-      </w:r>
-    </w:p>
-    <w:p>
-      <w:pPr>
-        <w:pStyle w:val="BodyText"/>
-      </w:pPr>
-      <w:r>
-        <w:t xml:space="preserve">알렉세이: 누구 것이든 상관없어. 뭐가 필요해?</w:t>
-      </w:r>
-    </w:p>
-    <w:p>
-      <w:pPr>
-        <w:pStyle w:val="BodyText"/>
-      </w:pPr>
-      <w:r>
-        <w:t xml:space="preserve">조야: 포돌스크에서 파트리아르시까지 택시. 코르닐로바는 이미 가는 중. 결제는 — 회사 계좌로요?</w:t>
-      </w:r>
-    </w:p>
-    <w:p>
-      <w:pPr>
-        <w:pStyle w:val="BodyText"/>
-      </w:pPr>
-      <w:r>
-        <w:t xml:space="preserve">알렉세이: 회사로. 내가 부를게. 환자 주소는?</w:t>
-      </w:r>
-    </w:p>
-    <w:p>
-      <w:pPr>
-        <w:pStyle w:val="BodyText"/>
-      </w:pPr>
-      <w:r>
-        <w:t xml:space="preserve">조야: 포돌스크, 키로바 거리. 다리야, 서른한 살. 다시 전화해서 차가 간다고 말할게요.</w:t>
-      </w:r>
-    </w:p>
-    <w:p>
-      <w:pPr>
-        <w:pStyle w:val="BodyText"/>
-      </w:pPr>
-      <w:r>
-        <w:t xml:space="preserve">알렉세이: 불렀어. 흰색 차, 8분 뒤. 나도 코르닐로바한테 갈게.</w:t>
-      </w:r>
-    </w:p>
-    <w:p>
-      <w:pPr>
-        <w:pStyle w:val="BodyText"/>
-      </w:pPr>
-      <w:r>
-        <w:t xml:space="preserve">조야: 왜 가세요? 의사도 아니시잖아요.</w:t>
-      </w:r>
-    </w:p>
-    <w:p>
-      <w:pPr>
-        <w:pStyle w:val="BodyText"/>
-      </w:pPr>
-      <w:r>
-        <w:t xml:space="preserve">알렉세이: 의사는 아니지. 하지만 밤엔 누군가 조명을 들고, 시간을 재고, 택시비를 내야 해. 프로토콜상 당직 이사는 야간 케이스마다 가. 오늘 당직은 — 나야.</w:t>
-      </w:r>
-    </w:p>
-    <w:p>
-      <w:pPr>
-        <w:pStyle w:val="BodyText"/>
-      </w:pPr>
-      <w:r>
-        <w:t xml:space="preserve">다리야: 여보세요? 조야? 차가 왔어요. 기사님이 결제됐대요. 정말 그쪽이에요?</w:t>
-      </w:r>
-    </w:p>
-    <w:p>
-      <w:pPr>
-        <w:pStyle w:val="BodyText"/>
-      </w:pPr>
-      <w:r>
-        <w:t xml:space="preserve">조야: 정말이에요. 타세요. 입술은 만지지 마세요. 10분마다 전화할게요.</w:t>
-      </w:r>
-    </w:p>
-    <w:p>
-      <w:pPr>
-        <w:pStyle w:val="BodyText"/>
-      </w:pPr>
-      <w:r>
-        <w:t xml:space="preserve">코르닐로바: 알렉세이? 환자보다 먼저 왔네요. 외투 벗어요. 손 씻고요.</w:t>
-      </w:r>
-    </w:p>
-    <w:p>
-      <w:pPr>
-        <w:pStyle w:val="BodyText"/>
-      </w:pPr>
-      <w:r>
-        <w:t xml:space="preserve">알렉세이: 옐레나 빅토로브나, 제가 뭘 하면 되죠?</w:t>
-      </w:r>
-    </w:p>
-    <w:p>
-      <w:pPr>
-        <w:pStyle w:val="BodyText"/>
-      </w:pPr>
-      <w:r>
-        <w:t xml:space="preserve">코르닐로바: 조명을 들어요. 주사마다 시간을 적어요. 그리고 내가 일할 땐 조용히.</w:t>
-      </w:r>
-    </w:p>
-    <w:p>
-      <w:pPr>
-        <w:pStyle w:val="BodyText"/>
-      </w:pPr>
-      <w:r>
-        <w:t xml:space="preserve">알렉세이: 알겠어요. 조명, 시간, 조용히.</w:t>
-      </w:r>
-    </w:p>
-    <w:p>
-      <w:pPr>
-        <w:pStyle w:val="BodyText"/>
-      </w:pPr>
-      <w:r>
-        <w:t xml:space="preserve">코르닐로바: 효소 — 여섯 병. 주사기, 캐뉼라, 따뜻한 수건. 다 테이블 위에.</w:t>
-      </w:r>
-    </w:p>
-    <w:p>
-      <w:pPr>
-        <w:pStyle w:val="BodyText"/>
-      </w:pPr>
-      <w:r>
-        <w:t xml:space="preserve">알렉세이: 여섯 병. 많은 거예요?</w:t>
-      </w:r>
-    </w:p>
-    <w:p>
-      <w:pPr>
-        <w:pStyle w:val="BodyText"/>
-      </w:pPr>
-      <w:r>
-        <w:t xml:space="preserve">코르닐로바: 필요한 만큼이에요. 폐색엔 아끼면 안 돼요. 아끼는 건 — 피부를 잃는 거예요.</w:t>
-      </w:r>
-    </w:p>
-    <w:p>
-      <w:pPr>
-        <w:pStyle w:val="BodyText"/>
-      </w:pPr>
-      <w:r>
-        <w:t xml:space="preserve">알렉세이: 마스터는 왜 마사지하라고 했을까요?</w:t>
-      </w:r>
-    </w:p>
-    <w:p>
-      <w:pPr>
-        <w:pStyle w:val="BodyText"/>
-      </w:pPr>
-      <w:r>
-        <w:t xml:space="preserve">코르닐로바: 그 사람 영상에 그렇게 나오니까요. 봤어요. 손톱 예쁜 아가씨가 인터넷 그림으로 혈관을 설명해요. 그림의 절반은 틀렸고, 나머진 — 배경 음악이에요.</w:t>
-      </w:r>
-    </w:p>
-    <w:p>
-      <w:pPr>
-        <w:pStyle w:val="BodyText"/>
-      </w:pPr>
-      <w:r>
-        <w:t xml:space="preserve">알렉세이: 크리스티나 영상을 보셨어요?</w:t>
-      </w:r>
-    </w:p>
-    <w:p>
-      <w:pPr>
-        <w:pStyle w:val="BodyText"/>
-      </w:pPr>
-      <w:r>
-        <w:t xml:space="preserve">코르닐로바: 디마가 보냈어요. 연필 들고 봤어요, 시험처럼. 20분에 틀린 게 아홉 개. 네 번째 — 하얀 점에 마사지. 일곱 번째 — 「하루면 없어진다」. 둘 다 오늘 여기 있죠.</w:t>
-      </w:r>
-    </w:p>
-    <w:p>
-      <w:pPr>
-        <w:pStyle w:val="BodyText"/>
-      </w:pPr>
-      <w:r>
-        <w:t xml:space="preserve">다리야: 안녕하세요. 다리야예요. 밤에 죄송해요. 어디로 가야 할지 몰랐어요.</w:t>
-      </w:r>
-    </w:p>
-    <w:p>
-      <w:pPr>
-        <w:pStyle w:val="BodyText"/>
-      </w:pPr>
-      <w:r>
-        <w:t xml:space="preserve">코르닐로바: 제대로 오셨어요. 앉으세요. 고개 뒤로. 입술 보여 주세요. 아직 말하지 마세요.</w:t>
-      </w:r>
-    </w:p>
-    <w:p>
-      <w:pPr>
-        <w:pStyle w:val="BodyText"/>
-      </w:pPr>
-      <w:r>
-        <w:t xml:space="preserve">다리야: 많이 나빠요?</w:t>
-      </w:r>
-    </w:p>
-    <w:p>
-      <w:pPr>
-        <w:pStyle w:val="BodyText"/>
-      </w:pPr>
-      <w:r>
-        <w:t xml:space="preserve">코르닐로바: 심각해요. 하지만 하루가 아니라 다섯 시간 반 만에 오셨어요. 그건 좋아요. 말하느라 시간을 쓰지 않으면, 시간은 있어요.</w:t>
-      </w:r>
-    </w:p>
-    <w:p>
-      <w:pPr>
-        <w:pStyle w:val="BodyText"/>
-      </w:pPr>
-      <w:r>
-        <w:t xml:space="preserve">알렉세이: 0시 40분. 환자 의자에.</w:t>
-      </w:r>
-    </w:p>
-    <w:p>
-      <w:pPr>
-        <w:pStyle w:val="BodyText"/>
-      </w:pPr>
-      <w:r>
-        <w:t xml:space="preserve">코르닐로바: 그물 모양 청색증, 중앙 창백. 모세혈관 재충혈 느림. 폐색이에요. 시작해요.</w:t>
-      </w:r>
-    </w:p>
-    <w:p>
-      <w:pPr>
-        <w:pStyle w:val="BodyText"/>
-      </w:pPr>
-      <w:r>
-        <w:t xml:space="preserve">알렉세이: 시작. 0시 42분. 적었어요.</w:t>
+        <w:t xml:space="preserve">코르닐로바: 코르닐로바예요, 말씀하세요. 자정에 누가 전화한 거죠?</w:t>
+      </w:r>
+    </w:p>
+    <w:p>
+      <w:pPr>
+        <w:pStyle w:val="BodyText"/>
+      </w:pPr>
+      <w:r>
+        <w:t xml:space="preserve">조야: 옐레나 빅토로브나, 죄송해요, 상담선 조야예요. 폐색 같은 케이스가 있어요. 입술이고, 다섯 시간 전에 맞았어요.</w:t>
+      </w:r>
+    </w:p>
+    <w:p>
+      <w:pPr>
+        <w:pStyle w:val="BodyText"/>
+      </w:pPr>
+      <w:r>
+        <w:t xml:space="preserve">코르닐로바: 다섯 시간 전… 지금 색은요?</w:t>
+      </w:r>
+    </w:p>
+    <w:p>
+      <w:pPr>
+        <w:pStyle w:val="BodyText"/>
+      </w:pPr>
+      <w:r>
+        <w:t xml:space="preserve">조야: 맞자마자 하얀 점, 지금은 그물 모양 파란 얼룩이고 통증이 커지고 있어요. 의사가 아니라 마스터가 놨어요.</w:t>
+      </w:r>
+    </w:p>
+    <w:p>
+      <w:pPr>
+        <w:pStyle w:val="BodyText"/>
+      </w:pPr>
+      <w:r>
+        <w:t xml:space="preserve">코르닐로바: 당장 파트리아르시 클리닉으로 오라고 해요. 난 20분 뒤에 거기 가 있을게요.</w:t>
+      </w:r>
+    </w:p>
+    <w:p>
+      <w:pPr>
+        <w:pStyle w:val="BodyText"/>
+      </w:pPr>
+      <w:r>
+        <w:t xml:space="preserve">조야: 남편이 근무 중이라 집에 혼자고, 차도 없어요.</w:t>
+      </w:r>
+    </w:p>
+    <w:p>
+      <w:pPr>
+        <w:pStyle w:val="BodyText"/>
+      </w:pPr>
+      <w:r>
+        <w:t xml:space="preserve">코르닐로바: 그럼 택시로 오라고 해요, 돈은 나중에. 조야, 프로토콜대로 당직 이사에게 전화해요.</w:t>
+      </w:r>
+    </w:p>
+    <w:p>
+      <w:pPr>
+        <w:pStyle w:val="BodyText"/>
+      </w:pPr>
+      <w:r>
+        <w:t xml:space="preserve">조야: 알렉세이 니콜라예비치? 자정에 죄송해요, 프로토콜상 야간 케이스예요. 우리 환자도 아니고 젤도 우리 게 아니에요.</w:t>
+      </w:r>
+    </w:p>
+    <w:p>
+      <w:pPr>
+        <w:pStyle w:val="BodyText"/>
+      </w:pPr>
+      <w:r>
+        <w:t xml:space="preserve">알렉세이: 누구 젤이든 상관없어. 지금 당장 뭘 해야 해?</w:t>
+      </w:r>
+    </w:p>
+    <w:p>
+      <w:pPr>
+        <w:pStyle w:val="BodyText"/>
+      </w:pPr>
+      <w:r>
+        <w:t xml:space="preserve">조야: 포돌스크에서 파트리아르시까지 택시가 필요해요, 코르닐로바는 이미 가는 중이에요. 회사 계좌로 결제할까요?</w:t>
+      </w:r>
+    </w:p>
+    <w:p>
+      <w:pPr>
+        <w:pStyle w:val="BodyText"/>
+      </w:pPr>
+      <w:r>
+        <w:t xml:space="preserve">알렉세이: 응, 회사로. 차는 내가 직접 부를게. 환자 주소는?</w:t>
+      </w:r>
+    </w:p>
+    <w:p>
+      <w:pPr>
+        <w:pStyle w:val="BodyText"/>
+      </w:pPr>
+      <w:r>
+        <w:t xml:space="preserve">조야: 포돌스크, 키로바 거리. 이름은 다리야, 서른한 살이에요. 다시 전화해서 차가 간다고 말할게요.</w:t>
+      </w:r>
+    </w:p>
+    <w:p>
+      <w:pPr>
+        <w:pStyle w:val="BodyText"/>
+      </w:pPr>
+      <w:r>
+        <w:t xml:space="preserve">알렉세이: 불렀어. 흰색 차가 8분 뒤에 와. 나도 코르닐로바한테 갈게.</w:t>
+      </w:r>
+    </w:p>
+    <w:p>
+      <w:pPr>
+        <w:pStyle w:val="BodyText"/>
+      </w:pPr>
+      <w:r>
+        <w:t xml:space="preserve">조야: 거긴 왜 가세요? 의사도 아니시잖아요.</w:t>
+      </w:r>
+    </w:p>
+    <w:p>
+      <w:pPr>
+        <w:pStyle w:val="BodyText"/>
+      </w:pPr>
+      <w:r>
+        <w:t xml:space="preserve">알렉세이: 의사는 아니지, 맞아. 하지만 밤엔 누군가 조명을 들고, 시간을 재고, 택시비를 내야 해. 프로토콜상 당직 이사는 야간 케이스마다 가고, 오늘 당직 이사는 나야.</w:t>
+      </w:r>
+    </w:p>
+    <w:p>
+      <w:pPr>
+        <w:pStyle w:val="BodyText"/>
+      </w:pPr>
+      <w:r>
+        <w:t xml:space="preserve">다리야: 여보세요, 조야? 차가 벌써 왔는데 기사님이 다 결제됐대요. 정말 그쪽에서 내셨어요?</w:t>
+      </w:r>
+    </w:p>
+    <w:p>
+      <w:pPr>
+        <w:pStyle w:val="BodyText"/>
+      </w:pPr>
+      <w:r>
+        <w:t xml:space="preserve">조야: 정말이에요. 차에 타시고 입술은 만지지 마세요. 10분마다 전화할게요.</w:t>
+      </w:r>
+    </w:p>
+    <w:p>
+      <w:pPr>
+        <w:pStyle w:val="BodyText"/>
+      </w:pPr>
+      <w:r>
+        <w:t xml:space="preserve">코르닐로바: 알렉세이? 환자보다도 먼저 왔네요. 외투 벗고 손 씻어요.</w:t>
+      </w:r>
+    </w:p>
+    <w:p>
+      <w:pPr>
+        <w:pStyle w:val="BodyText"/>
+      </w:pPr>
+      <w:r>
+        <w:t xml:space="preserve">알렉세이: 옐레나 빅토로브나, 돕기 위해 제가 뭘 하면 될까요?</w:t>
+      </w:r>
+    </w:p>
+    <w:p>
+      <w:pPr>
+        <w:pStyle w:val="BodyText"/>
+      </w:pPr>
+      <w:r>
+        <w:t xml:space="preserve">코르닐로바: 조명을 들고, 주사마다 시간을 적고, 내가 일할 땐 조용히 있어요.</w:t>
+      </w:r>
+    </w:p>
+    <w:p>
+      <w:pPr>
+        <w:pStyle w:val="BodyText"/>
+      </w:pPr>
+      <w:r>
+        <w:t xml:space="preserve">알렉세이: 알겠어요. 조명, 시간, 그리고 조용히.</w:t>
+      </w:r>
+    </w:p>
+    <w:p>
+      <w:pPr>
+        <w:pStyle w:val="BodyText"/>
+      </w:pPr>
+      <w:r>
+        <w:t xml:space="preserve">코르닐로바: 효소 여섯 병. 주사기, 캐뉼라, 따뜻한 수건은 벌써 테이블 위에 있어요.</w:t>
+      </w:r>
+    </w:p>
+    <w:p>
+      <w:pPr>
+        <w:pStyle w:val="BodyText"/>
+      </w:pPr>
+      <w:r>
+        <w:t xml:space="preserve">알렉세이: 여섯 병이요? 많은 건가요, 원래 그런 건가요?</w:t>
+      </w:r>
+    </w:p>
+    <w:p>
+      <w:pPr>
+        <w:pStyle w:val="BodyText"/>
+      </w:pPr>
+      <w:r>
+        <w:t xml:space="preserve">코르닐로바: 딱 필요한 만큼이에요. 폐색엔 아끼면 안 돼요. 아끼는 건 피부를 잃는 거니까요.</w:t>
+      </w:r>
+    </w:p>
+    <w:p>
+      <w:pPr>
+        <w:pStyle w:val="BodyText"/>
+      </w:pPr>
+      <w:r>
+        <w:t xml:space="preserve">알렉세이: 그런데 마스터는 왜 마사지하라고 했을까요?</w:t>
+      </w:r>
+    </w:p>
+    <w:p>
+      <w:pPr>
+        <w:pStyle w:val="BodyText"/>
+      </w:pPr>
+      <w:r>
+        <w:t xml:space="preserve">코르닐로바: 그 사람 영상에 그렇게 나오니까요, 봤어요. 손톱 예쁜 아가씨가 인터넷 그림으로 혈관을 설명해요. 그 그림의 절반은 틀렸고, 나머진 그냥 배경 음악이에요.</w:t>
+      </w:r>
+    </w:p>
+    <w:p>
+      <w:pPr>
+        <w:pStyle w:val="BodyText"/>
+      </w:pPr>
+      <w:r>
+        <w:t xml:space="preserve">알렉세이: 크리스티나 영상을 보셨다고요? 진짜로요?</w:t>
+      </w:r>
+    </w:p>
+    <w:p>
+      <w:pPr>
+        <w:pStyle w:val="BodyText"/>
+      </w:pPr>
+      <w:r>
+        <w:t xml:space="preserve">코르닐로바: 디마가 보내서 연필 들고 시험처럼 봤어요. 20분에 틀린 게 아홉 개. 네 번째는 하얀 점에 마사지, 일곱 번째는 「하루면 없어진다」. 그리고 그 두 개가 오늘 다 여기 있죠.</w:t>
+      </w:r>
+    </w:p>
+    <w:p>
+      <w:pPr>
+        <w:pStyle w:val="BodyText"/>
+      </w:pPr>
+      <w:r>
+        <w:t xml:space="preserve">다리야: 안녕하세요, 다리야예요. 밤에 죄송해요, 어디로 가야 할지 몰랐어요.</w:t>
+      </w:r>
+    </w:p>
+    <w:p>
+      <w:pPr>
+        <w:pStyle w:val="BodyText"/>
+      </w:pPr>
+      <w:r>
+        <w:t xml:space="preserve">코르닐로바: 와야 할 곳에 제대로 오셨어요. 앉으세요, 고개 뒤로 하고 입술 보여 주세요. 아직은 말하지 마세요.</w:t>
+      </w:r>
+    </w:p>
+    <w:p>
+      <w:pPr>
+        <w:pStyle w:val="BodyText"/>
+      </w:pPr>
+      <w:r>
+        <w:t xml:space="preserve">다리야: 많이 나쁜 건가요?</w:t>
+      </w:r>
+    </w:p>
+    <w:p>
+      <w:pPr>
+        <w:pStyle w:val="BodyText"/>
+      </w:pPr>
+      <w:r>
+        <w:t xml:space="preserve">코르닐로바: 심각해요. 하지만 하루가 아니라 다섯 시간 반 만에 오셨으니 다행이에요. 말하느라 시간을 쓰지 않으면 시간은 있어요. 그러니까 지금 바로 시작하죠.</w:t>
+      </w:r>
+    </w:p>
+    <w:p>
+      <w:pPr>
+        <w:pStyle w:val="BodyText"/>
+      </w:pPr>
+      <w:r>
+        <w:t xml:space="preserve">알렉세이: 0시 40분, 환자 의자에 앉음. 적고 있어요.</w:t>
+      </w:r>
+    </w:p>
+    <w:p>
+      <w:pPr>
+        <w:pStyle w:val="BodyText"/>
+      </w:pPr>
+      <w:r>
+        <w:t xml:space="preserve">코르닐로바: 그물 모양 청색증, 중앙은 창백. 모세혈관 재충혈이 느려요, 그러니까 폐색이에요. 시작해요.</w:t>
+      </w:r>
+    </w:p>
+    <w:p>
+      <w:pPr>
+        <w:pStyle w:val="BodyText"/>
+      </w:pPr>
+      <w:r>
+        <w:t xml:space="preserve">알렉세이: 시작. 0시 42분, 시간 적었어요.</w:t>
       </w:r>
     </w:p>
     <w:bookmarkEnd w:id="34"/>
@@ -4006,63 +4006,63 @@
         <w:pStyle w:val="FirstParagraph"/>
       </w:pPr>
       <w:r>
-        <w:t xml:space="preserve">코르닐로바: 다리야, 이제 불편할 거예요. 작은 주사 여러 번. 효소예요, 젤을 녹여요.</w:t>
-      </w:r>
-    </w:p>
-    <w:p>
-      <w:pPr>
-        <w:pStyle w:val="BodyText"/>
-      </w:pPr>
-      <w:r>
-        <w:t xml:space="preserve">다리야: 녹여요? 그럼 입술은요? 입술에 7천 냈는데.</w:t>
-      </w:r>
-    </w:p>
-    <w:p>
-      <w:pPr>
-        <w:pStyle w:val="BodyText"/>
-      </w:pPr>
-      <w:r>
-        <w:t xml:space="preserve">코르닐로바: 입술은 그대로 당신 거예요. 젤 없이. 먼저 피부를 살리고. 예쁨은 그다음에 생각해요.</w:t>
-      </w:r>
-    </w:p>
-    <w:p>
-      <w:pPr>
-        <w:pStyle w:val="BodyText"/>
-      </w:pPr>
-      <w:r>
-        <w:t xml:space="preserve">알렉세이: 첫 주사. 0시 48분.</w:t>
-      </w:r>
-    </w:p>
-    <w:p>
-      <w:pPr>
-        <w:pStyle w:val="BodyText"/>
-      </w:pPr>
-      <w:r>
-        <w:t xml:space="preserve">다리야: 아. 아파요. 죄송해요.</w:t>
-      </w:r>
-    </w:p>
-    <w:p>
-      <w:pPr>
-        <w:pStyle w:val="BodyText"/>
-      </w:pPr>
-      <w:r>
-        <w:t xml:space="preserve">코르닐로바: 사과하지 마요. 아픈 건 좋은 거예요. 피부가 살아 있다는 뜻이니까. 따뜻한 수건, 알렉세이.</w:t>
-      </w:r>
-    </w:p>
-    <w:p>
-      <w:pPr>
-        <w:pStyle w:val="BodyText"/>
-      </w:pPr>
-      <w:r>
-        <w:t xml:space="preserve">알렉세이: 여기요. 따뜻해요.</w:t>
-      </w:r>
-    </w:p>
-    <w:p>
-      <w:pPr>
-        <w:pStyle w:val="BodyText"/>
-      </w:pPr>
-      <w:r>
-        <w:t xml:space="preserve">다리야: 물어봐도 돼요? 마스터는 정말 몰랐을까요?</w:t>
+        <w:t xml:space="preserve">코르닐로바: 다리야, 작은 주사를 여러 번 놓을 거라 불편할 거예요. 효소예요, 젤을 녹여요.</w:t>
+      </w:r>
+    </w:p>
+    <w:p>
+      <w:pPr>
+        <w:pStyle w:val="BodyText"/>
+      </w:pPr>
+      <w:r>
+        <w:t xml:space="preserve">다리야: 녹여요? 그럼 입술은요? 입술에 7천이나 냈는데.</w:t>
+      </w:r>
+    </w:p>
+    <w:p>
+      <w:pPr>
+        <w:pStyle w:val="BodyText"/>
+      </w:pPr>
+      <w:r>
+        <w:t xml:space="preserve">코르닐로바: 입술은 그대로 당신 거예요, 젤만 없을 뿐. 먼저 피부를 살리고, 예쁨은 그다음에 생각해요.</w:t>
+      </w:r>
+    </w:p>
+    <w:p>
+      <w:pPr>
+        <w:pStyle w:val="BodyText"/>
+      </w:pPr>
+      <w:r>
+        <w:t xml:space="preserve">알렉세이: 첫 주사, 0시 48분.</w:t>
+      </w:r>
+    </w:p>
+    <w:p>
+      <w:pPr>
+        <w:pStyle w:val="BodyText"/>
+      </w:pPr>
+      <w:r>
+        <w:t xml:space="preserve">다리야: 아, 너무 아파요! 죄송해요.</w:t>
+      </w:r>
+    </w:p>
+    <w:p>
+      <w:pPr>
+        <w:pStyle w:val="BodyText"/>
+      </w:pPr>
+      <w:r>
+        <w:t xml:space="preserve">코르닐로바: 사과하지 마요. 아픈 건 좋은 거예요, 피부가 살아 있다는 뜻이니까. 알렉세이, 따뜻한 수건 줘요.</w:t>
+      </w:r>
+    </w:p>
+    <w:p>
+      <w:pPr>
+        <w:pStyle w:val="BodyText"/>
+      </w:pPr>
+      <w:r>
+        <w:t xml:space="preserve">알렉세이: 여기요, 따뜻해요.</w:t>
+      </w:r>
+    </w:p>
+    <w:p>
+      <w:pPr>
+        <w:pStyle w:val="BodyText"/>
+      </w:pPr>
+      <w:r>
+        <w:t xml:space="preserve">다리야: 물어봐도 돼요? 마스터는 정말 아무것도 몰랐을까요?</w:t>
       </w:r>
     </w:p>
     <w:p>
@@ -4078,79 +4078,79 @@
         <w:pStyle w:val="BodyText"/>
       </w:pPr>
       <w:r>
-        <w:t xml:space="preserve">다리야: 알료나요. 포돌스크. 수료증이 있어요, 보여 줬어요. 예쁘고, 도장도 있어요. 크리스티나 강좌요.</w:t>
-      </w:r>
-    </w:p>
-    <w:p>
-      <w:pPr>
-        <w:pStyle w:val="BodyText"/>
-      </w:pPr>
-      <w:r>
-        <w:t xml:space="preserve">코르닐로바: 영상 2시간짜리 수료증. 300루블이면 살 수 있는 도장이 찍힌.</w:t>
-      </w:r>
-    </w:p>
-    <w:p>
-      <w:pPr>
-        <w:pStyle w:val="BodyText"/>
-      </w:pPr>
-      <w:r>
-        <w:t xml:space="preserve">다리야: 몰랐어요. 정말이에요. 친구들이 2년째 다녀요. 다들 좋아해요.</w:t>
-      </w:r>
-    </w:p>
-    <w:p>
-      <w:pPr>
-        <w:pStyle w:val="BodyText"/>
-      </w:pPr>
-      <w:r>
-        <w:t xml:space="preserve">코르닐로바: 다들 좋아하죠, 일이 생기기 전까지는. 다리야 탓이 아니에요. 혈관을 알 의무는 없어요. 그건 바늘을 쥔 사람이 알아야 해요. 언제나, 예외 없이.</w:t>
-      </w:r>
-    </w:p>
-    <w:p>
-      <w:pPr>
-        <w:pStyle w:val="BodyText"/>
-      </w:pPr>
-      <w:r>
-        <w:t xml:space="preserve">알렉세이: 한 시간 지났어요. 1시 48분.</w:t>
-      </w:r>
-    </w:p>
-    <w:p>
-      <w:pPr>
-        <w:pStyle w:val="BodyText"/>
-      </w:pPr>
-      <w:r>
-        <w:t xml:space="preserve">코르닐로바: 봐요. 중앙이 분홍색으로 돌아와요. 가장자리는 아직 파랗고. 반복해요. 같은 양.</w:t>
-      </w:r>
-    </w:p>
-    <w:p>
-      <w:pPr>
-        <w:pStyle w:val="BodyText"/>
-      </w:pPr>
-      <w:r>
-        <w:t xml:space="preserve">다리야: 또요? 몇 번이나요?</w:t>
-      </w:r>
-    </w:p>
-    <w:p>
-      <w:pPr>
-        <w:pStyle w:val="BodyText"/>
-      </w:pPr>
-      <w:r>
-        <w:t xml:space="preserve">코르닐로바: 한 시간마다. 색이 다 돌아올 때까지. 세 번일 수도. 다섯 번일 수도.</w:t>
-      </w:r>
-    </w:p>
-    <w:p>
-      <w:pPr>
-        <w:pStyle w:val="BodyText"/>
-      </w:pPr>
-      <w:r>
-        <w:t xml:space="preserve">다리야: 아침까지요?</w:t>
-      </w:r>
-    </w:p>
-    <w:p>
-      <w:pPr>
-        <w:pStyle w:val="BodyText"/>
-      </w:pPr>
-      <w:r>
-        <w:t xml:space="preserve">코르닐로바: 필요하면 아침까지요. 난 서두를 데가 없어요. 알렉세이도요, 그렇죠?</w:t>
+        <w:t xml:space="preserve">다리야: 알료나예요, 포돌스크 사람이에요. 수료증이 있어서 보여 줬어요, 예쁘고 도장도 있어요. 크리스티나 강좌예요.</w:t>
+      </w:r>
+    </w:p>
+    <w:p>
+      <w:pPr>
+        <w:pStyle w:val="BodyText"/>
+      </w:pPr>
+      <w:r>
+        <w:t xml:space="preserve">코르닐로바: 영상 2시간짜리 수료증이죠. 300루블이면 살 수 있는 도장이 찍힌.</w:t>
+      </w:r>
+    </w:p>
+    <w:p>
+      <w:pPr>
+        <w:pStyle w:val="BodyText"/>
+      </w:pPr>
+      <w:r>
+        <w:t xml:space="preserve">다리야: 정말 몰랐어요, 진짜로요. 친구들이 2년째 다니는데 다들 좋아해요.</w:t>
+      </w:r>
+    </w:p>
+    <w:p>
+      <w:pPr>
+        <w:pStyle w:val="BodyText"/>
+      </w:pPr>
+      <w:r>
+        <w:t xml:space="preserve">코르닐로바: 다들 좋아하죠, 아무 일 없을 때까지는. 하지만 다리야 탓이 아니에요, 혈관을 알 의무는 없으니까요. 그건 바늘을 쥔 사람이 알아야 해요. 누가 뭐라 하든 언제나, 예외 없이.</w:t>
+      </w:r>
+    </w:p>
+    <w:p>
+      <w:pPr>
+        <w:pStyle w:val="BodyText"/>
+      </w:pPr>
+      <w:r>
+        <w:t xml:space="preserve">알렉세이: 한 시간 지났어요, 지금 1시 48분.</w:t>
+      </w:r>
+    </w:p>
+    <w:p>
+      <w:pPr>
+        <w:pStyle w:val="BodyText"/>
+      </w:pPr>
+      <w:r>
+        <w:t xml:space="preserve">코르닐로바: 봐요. 중앙은 분홍색으로 돌아오는데 가장자리는 아직 파래요. 그러니까 반복해요, 같은 양으로.</w:t>
+      </w:r>
+    </w:p>
+    <w:p>
+      <w:pPr>
+        <w:pStyle w:val="BodyText"/>
+      </w:pPr>
+      <w:r>
+        <w:t xml:space="preserve">다리야: 또요? 몇 번이나 해야 해요?</w:t>
+      </w:r>
+    </w:p>
+    <w:p>
+      <w:pPr>
+        <w:pStyle w:val="BodyText"/>
+      </w:pPr>
+      <w:r>
+        <w:t xml:space="preserve">코르닐로바: 색이 전부 돌아올 때까지 한 시간마다요. 세 번일 수도, 다섯 번일 수도 있어요.</w:t>
+      </w:r>
+    </w:p>
+    <w:p>
+      <w:pPr>
+        <w:pStyle w:val="BodyText"/>
+      </w:pPr>
+      <w:r>
+        <w:t xml:space="preserve">다리야: 그러니까 아침까지요?</w:t>
+      </w:r>
+    </w:p>
+    <w:p>
+      <w:pPr>
+        <w:pStyle w:val="BodyText"/>
+      </w:pPr>
+      <w:r>
+        <w:t xml:space="preserve">코르닐로바: 필요하면 아침까지요. 난 서두를 데가 없어요. 알렉세이도 그렇죠?</w:t>
       </w:r>
     </w:p>
     <w:p>
@@ -4166,79 +4166,79 @@
         <w:pStyle w:val="BodyText"/>
       </w:pPr>
       <w:r>
-        <w:t xml:space="preserve">다리야: 마스터가 메시지를 보냈어요. 입술 어떠냐고. 뭐라고 답해요?</w:t>
-      </w:r>
-    </w:p>
-    <w:p>
-      <w:pPr>
-        <w:pStyle w:val="BodyText"/>
-      </w:pPr>
-      <w:r>
-        <w:t xml:space="preserve">코르닐로바: 아직 아무것도. 나중에. 지금은 고객이 아니라 환자예요.</w:t>
-      </w:r>
-    </w:p>
-    <w:p>
-      <w:pPr>
-        <w:pStyle w:val="BodyText"/>
-      </w:pPr>
-      <w:r>
-        <w:t xml:space="preserve">알렉세이: 질문 하나 해도 될까요, 다리야? 상자가 남아 있어요? 아니면 주사기 사진이라도?</w:t>
-      </w:r>
-    </w:p>
-    <w:p>
-      <w:pPr>
-        <w:pStyle w:val="BodyText"/>
-      </w:pPr>
-      <w:r>
-        <w:t xml:space="preserve">다리야: 사진 있어요. 늘 찍어요. 친구들한테 보여 주려고. 남편도 집에서 보내 줬어요.</w:t>
-      </w:r>
-    </w:p>
-    <w:p>
-      <w:pPr>
-        <w:pStyle w:val="BodyText"/>
-      </w:pPr>
-      <w:r>
-        <w:t xml:space="preserve">알렉세이: 나중에 보여 주세요. 지금은 — 입술.</w:t>
-      </w:r>
-    </w:p>
-    <w:p>
-      <w:pPr>
-        <w:pStyle w:val="BodyText"/>
-      </w:pPr>
-      <w:r>
-        <w:t xml:space="preserve">다리야: 네. 나중에. 저도 지금은 보고 싶지 않아요.</w:t>
-      </w:r>
-    </w:p>
-    <w:p>
-      <w:pPr>
-        <w:pStyle w:val="BodyText"/>
-      </w:pPr>
-      <w:r>
-        <w:t xml:space="preserve">코르닐로바: 잘했어요, 알렉세이. 배우고 있네요. 1년 전이었으면 사진부터 봤을 거예요.</w:t>
-      </w:r>
-    </w:p>
-    <w:p>
-      <w:pPr>
-        <w:pStyle w:val="BodyText"/>
-      </w:pPr>
-      <w:r>
-        <w:t xml:space="preserve">다리야: 남편한테 전화해도 돼요? 근무가 끝났대요. 오고 싶어 해요.</w:t>
-      </w:r>
-    </w:p>
-    <w:p>
-      <w:pPr>
-        <w:pStyle w:val="BodyText"/>
-      </w:pPr>
-      <w:r>
-        <w:t xml:space="preserve">코르닐로바: 하세요. 오라고 해요. 아침에 운전하면 안 되고, 혼자 있어도 안 돼요.</w:t>
-      </w:r>
-    </w:p>
-    <w:p>
-      <w:pPr>
-        <w:pStyle w:val="BodyText"/>
-      </w:pPr>
-      <w:r>
-        <w:t xml:space="preserve">알렉세이: 2시 48분. 세 번째.</w:t>
+        <w:t xml:space="preserve">다리야: 마스터가 입술 어떠냐고 메시지를 보냈어요. 뭐라고 답해요?</w:t>
+      </w:r>
+    </w:p>
+    <w:p>
+      <w:pPr>
+        <w:pStyle w:val="BodyText"/>
+      </w:pPr>
+      <w:r>
+        <w:t xml:space="preserve">코르닐로바: 지금은 아무것도요, 나중에 답해요. 지금은 고객이 아니라 환자예요.</w:t>
+      </w:r>
+    </w:p>
+    <w:p>
+      <w:pPr>
+        <w:pStyle w:val="BodyText"/>
+      </w:pPr>
+      <w:r>
+        <w:t xml:space="preserve">알렉세이: 다리야, 질문 하나만요. 상자가 남아 있거나 주사기 사진이라도 있어요?</w:t>
+      </w:r>
+    </w:p>
+    <w:p>
+      <w:pPr>
+        <w:pStyle w:val="BodyText"/>
+      </w:pPr>
+      <w:r>
+        <w:t xml:space="preserve">다리야: 사진 있어요, 친구들한테 보여 주려고 늘 찍거든요. 남편도 집에서 사진을 보내 줬어요.</w:t>
+      </w:r>
+    </w:p>
+    <w:p>
+      <w:pPr>
+        <w:pStyle w:val="BodyText"/>
+      </w:pPr>
+      <w:r>
+        <w:t xml:space="preserve">알렉세이: 그럼 나중에 보여 주세요. 지금 제일 중요한 건 입술이에요.</w:t>
+      </w:r>
+    </w:p>
+    <w:p>
+      <w:pPr>
+        <w:pStyle w:val="BodyText"/>
+      </w:pPr>
+      <w:r>
+        <w:t xml:space="preserve">다리야: 네, 나중에요. 저도 지금은 그걸 보고 싶지 않아요.</w:t>
+      </w:r>
+    </w:p>
+    <w:p>
+      <w:pPr>
+        <w:pStyle w:val="BodyText"/>
+      </w:pPr>
+      <w:r>
+        <w:t xml:space="preserve">코르닐로바: 잘했어요, 알렉세이, 배우고 있네요. 1년 전이었으면 입술보다 사진부터 봤을 거예요.</w:t>
+      </w:r>
+    </w:p>
+    <w:p>
+      <w:pPr>
+        <w:pStyle w:val="BodyText"/>
+      </w:pPr>
+      <w:r>
+        <w:t xml:space="preserve">다리야: 남편한테 전화해도 돼요? 근무 끝났다고 오고 싶어 해요.</w:t>
+      </w:r>
+    </w:p>
+    <w:p>
+      <w:pPr>
+        <w:pStyle w:val="BodyText"/>
+      </w:pPr>
+      <w:r>
+        <w:t xml:space="preserve">코르닐로바: 하세요, 오라고 해요. 아침에 운전하면 안 되고, 혼자 있어도 안 돼요.</w:t>
+      </w:r>
+    </w:p>
+    <w:p>
+      <w:pPr>
+        <w:pStyle w:val="BodyText"/>
+      </w:pPr>
+      <w:r>
+        <w:t xml:space="preserve">알렉세이: 2시 48분, 세 번째 주사요.</w:t>
       </w:r>
     </w:p>
     <w:bookmarkEnd w:id="35"/>
@@ -4256,55 +4256,55 @@
         <w:pStyle w:val="FirstParagraph"/>
       </w:pPr>
       <w:r>
-        <w:t xml:space="preserve">코르닐로바: 봐요. 입술이 거의 다 분홍색이에요. 작은 점 하나 남았어요. 새끼손톱만 한.</w:t>
-      </w:r>
-    </w:p>
-    <w:p>
-      <w:pPr>
-        <w:pStyle w:val="BodyText"/>
-      </w:pPr>
-      <w:r>
-        <w:t xml:space="preserve">다리야: 그건 남아요?</w:t>
-      </w:r>
-    </w:p>
-    <w:p>
-      <w:pPr>
-        <w:pStyle w:val="BodyText"/>
-      </w:pPr>
-      <w:r>
-        <w:t xml:space="preserve">코르닐로바: 일주일 뒤에 봐요. 작은 흉터가 남을 수도. 아무것도 안 남을 수도. 효소가 없었으면 입술 전체가 상처였을 거예요. 제때 오셨고, 조야가 당신을 못 자게 했죠.</w:t>
-      </w:r>
-    </w:p>
-    <w:p>
-      <w:pPr>
-        <w:pStyle w:val="BodyText"/>
-      </w:pPr>
-      <w:r>
-        <w:t xml:space="preserve">파벨: 안녕하세요. 남편 파벨이에요. 다샤, 괜찮아? 보여 줘.</w:t>
-      </w:r>
-    </w:p>
-    <w:p>
-      <w:pPr>
-        <w:pStyle w:val="BodyText"/>
-      </w:pPr>
-      <w:r>
-        <w:t xml:space="preserve">다리야: 파샤, 만지지 마. 나아졌어. 거의. 선생님이 밤새 한숨도 안 주무셨어.</w:t>
-      </w:r>
-    </w:p>
-    <w:p>
-      <w:pPr>
-        <w:pStyle w:val="BodyText"/>
-      </w:pPr>
-      <w:r>
-        <w:t xml:space="preserve">파벨: 감사합니다. 얼마 드리면 돼요? 금액을 말씀해 주세요.</w:t>
-      </w:r>
-    </w:p>
-    <w:p>
-      <w:pPr>
-        <w:pStyle w:val="BodyText"/>
-      </w:pPr>
-      <w:r>
-        <w:t xml:space="preserve">코르닐로바: 없어요. 오늘은 내 개인 진료가 아니에요. 상담선이에요.</w:t>
+        <w:t xml:space="preserve">코르닐로바: 봐요, 입술이 거의 다 분홍색이에요. 새끼손톱만 한 작은 점 하나만 남았어요.</w:t>
+      </w:r>
+    </w:p>
+    <w:p>
+      <w:pPr>
+        <w:pStyle w:val="BodyText"/>
+      </w:pPr>
+      <w:r>
+        <w:t xml:space="preserve">다리야: 그 점은 계속 남아요?</w:t>
+      </w:r>
+    </w:p>
+    <w:p>
+      <w:pPr>
+        <w:pStyle w:val="BodyText"/>
+      </w:pPr>
+      <w:r>
+        <w:t xml:space="preserve">코르닐로바: 일주일 뒤에 봐요. 작은 흉터가 남을 수도 있고, 아무것도 안 남을 수도 있어요. 효소가 없었으면 입술 전체가 상처였을 거예요. 조야가 당신을 못 자게 해서 제때 온 거니까, 조야한테 고맙다고 해야 해요.</w:t>
+      </w:r>
+    </w:p>
+    <w:p>
+      <w:pPr>
+        <w:pStyle w:val="BodyText"/>
+      </w:pPr>
+      <w:r>
+        <w:t xml:space="preserve">파벨: 안녕하세요, 남편 파벨이에요. 다샤, 괜찮아? 보여 줘.</w:t>
+      </w:r>
+    </w:p>
+    <w:p>
+      <w:pPr>
+        <w:pStyle w:val="BodyText"/>
+      </w:pPr>
+      <w:r>
+        <w:t xml:space="preserve">다리야: 파샤, 만지지만 마. 나아졌어, 거의 괜찮아. 선생님이 밤새 한숨도 안 주무셨어.</w:t>
+      </w:r>
+    </w:p>
+    <w:p>
+      <w:pPr>
+        <w:pStyle w:val="BodyText"/>
+      </w:pPr>
+      <w:r>
+        <w:t xml:space="preserve">파벨: 정말 감사합니다. 얼마 드리면 돼요? 금액을 말씀해 주세요.</w:t>
+      </w:r>
+    </w:p>
+    <w:p>
+      <w:pPr>
+        <w:pStyle w:val="BodyText"/>
+      </w:pPr>
+      <w:r>
+        <w:t xml:space="preserve">코르닐로바: 아무것도 안 주셔도 돼요. 오늘은 내 개인 진료가 아니라 상담선 일이에요.</w:t>
       </w:r>
     </w:p>
     <w:p>
@@ -4320,39 +4320,39 @@
         <w:pStyle w:val="BodyText"/>
       </w:pPr>
       <w:r>
-        <w:t xml:space="preserve">파벨: 여기요. 상자, 주사기. 마스터가 상자를 쓰레기통에 버렸어요. 제가 꺼냈어요. 창고에서 일해서 습관이에요.</w:t>
-      </w:r>
-    </w:p>
-    <w:p>
-      <w:pPr>
-        <w:pStyle w:val="BodyText"/>
-      </w:pPr>
-      <w:r>
-        <w:t xml:space="preserve">알렉세이: 러시아어 스티커. 로트 2207. 주사기 번호… 718.</w:t>
-      </w:r>
-    </w:p>
-    <w:p>
-      <w:pPr>
-        <w:pStyle w:val="BodyText"/>
-      </w:pPr>
-      <w:r>
-        <w:t xml:space="preserve">코르닐로바: 번호 다시 말해요.</w:t>
-      </w:r>
-    </w:p>
-    <w:p>
-      <w:pPr>
-        <w:pStyle w:val="BodyText"/>
-      </w:pPr>
-      <w:r>
-        <w:t xml:space="preserve">알렉세이: 2207-718. 옐레나 빅토로브나, 선생님 납품분이에요. 11월 열 개 묶음.</w:t>
-      </w:r>
-    </w:p>
-    <w:p>
-      <w:pPr>
-        <w:pStyle w:val="BodyText"/>
-      </w:pPr>
-      <w:r>
-        <w:t xml:space="preserve">코르닐로바: 내 번호. 내 번호가 그 사람 입술 속에 있었어요. 그리고 내가 그걸 치료했고요.</w:t>
+        <w:t xml:space="preserve">파벨: 여기 상자랑 주사기요. 마스터가 상자를 쓰레기통에 버렸는데, 창고에서 일해서 습관처럼 꺼냈어요.</w:t>
+      </w:r>
+    </w:p>
+    <w:p>
+      <w:pPr>
+        <w:pStyle w:val="BodyText"/>
+      </w:pPr>
+      <w:r>
+        <w:t xml:space="preserve">알렉세이: 러시아어 스티커, 로트 2207. 그리고 주사기 번호는… 718.</w:t>
+      </w:r>
+    </w:p>
+    <w:p>
+      <w:pPr>
+        <w:pStyle w:val="BodyText"/>
+      </w:pPr>
+      <w:r>
+        <w:t xml:space="preserve">코르닐로바: 그 번호 한 번 더 말해 줘요.</w:t>
+      </w:r>
+    </w:p>
+    <w:p>
+      <w:pPr>
+        <w:pStyle w:val="BodyText"/>
+      </w:pPr>
+      <w:r>
+        <w:t xml:space="preserve">알렉세이: 2207-718. 옐레나 빅토로브나, 선생님 납품분이에요. 바로 그 11월 열 개 묶음이요.</w:t>
+      </w:r>
+    </w:p>
+    <w:p>
+      <w:pPr>
+        <w:pStyle w:val="BodyText"/>
+      </w:pPr>
+      <w:r>
+        <w:t xml:space="preserve">코르닐로바: 내 번호예요. 내 번호가 그 사람 입술 속에 있었고, 오늘 내가 그걸 치료했어요.</w:t>
       </w:r>
     </w:p>
     <w:p>
@@ -4376,79 +4376,79 @@
         <w:pStyle w:val="BodyText"/>
       </w:pPr>
       <w:r>
-        <w:t xml:space="preserve">알렉세이: 번호 2207-718. 포돌스크. 입술. 폐색.</w:t>
-      </w:r>
-    </w:p>
-    <w:p>
-      <w:pPr>
-        <w:pStyle w:val="BodyText"/>
-      </w:pPr>
-      <w:r>
-        <w:t xml:space="preserve">이리나: 확인 중. 코르닐로바 클리닉. 간호사 일지상 — 장 안에, 미개봉. 그럼 포돌스크 건 — 복사본이에요.</w:t>
-      </w:r>
-    </w:p>
-    <w:p>
-      <w:pPr>
-        <w:pStyle w:val="BodyText"/>
-      </w:pPr>
-      <w:r>
-        <w:t xml:space="preserve">코르닐로바: 그럼 번호만 베끼는 게 아니네요. 내 평판을 베끼는 거예요. 내가 직접 고른 주사기 하나하나에 붙은 내 서명을. 30년 동안 쌓은 이름이에요.</w:t>
-      </w:r>
-    </w:p>
-    <w:p>
-      <w:pPr>
-        <w:pStyle w:val="BodyText"/>
-      </w:pPr>
-      <w:r>
-        <w:t xml:space="preserve">이리나: 이 번호가 나온 게 두 번째예요. 플래그를 걸게요. 상담선이 볼 수 있게.</w:t>
-      </w:r>
-    </w:p>
-    <w:p>
-      <w:pPr>
-        <w:pStyle w:val="BodyText"/>
-      </w:pPr>
-      <w:r>
-        <w:t xml:space="preserve">다리야: 잠깐만요. 내 젤이… 가짜예요?</w:t>
-      </w:r>
-    </w:p>
-    <w:p>
-      <w:pPr>
-        <w:pStyle w:val="BodyText"/>
-      </w:pPr>
-      <w:r>
-        <w:t xml:space="preserve">코르닐로바: 젤은 검사할 거예요. 하지만 하나는 확실해요: 당신 입술은 진짜예요. 그리고 우린 그걸 지켰어요.</w:t>
-      </w:r>
-    </w:p>
-    <w:p>
-      <w:pPr>
-        <w:pStyle w:val="BodyText"/>
-      </w:pPr>
-      <w:r>
-        <w:t xml:space="preserve">파벨: 마스터는 의사들이 쓰는 것과 같은 젤이라고 했어요. 더 쌀 뿐이라고.</w:t>
-      </w:r>
-    </w:p>
-    <w:p>
-      <w:pPr>
-        <w:pStyle w:val="BodyText"/>
-      </w:pPr>
-      <w:r>
-        <w:t xml:space="preserve">알렉세이: 더 싸게 파는 사람은 다 그렇게 말해요. 이젠 매주 듣는 말이에요.</w:t>
-      </w:r>
-    </w:p>
-    <w:p>
-      <w:pPr>
-        <w:pStyle w:val="BodyText"/>
-      </w:pPr>
-      <w:r>
-        <w:t xml:space="preserve">다리야: 부끄러워요. 아끼려고 했어요. 2만 대신 7천.</w:t>
-      </w:r>
-    </w:p>
-    <w:p>
-      <w:pPr>
-        <w:pStyle w:val="BodyText"/>
-      </w:pPr>
-      <w:r>
-        <w:t xml:space="preserve">코르닐로바: 부끄러워하지 마요. 부끄러워해야 할 사람은 당신에게 「절약」을 판 사람이에요.</w:t>
+        <w:t xml:space="preserve">알렉세이: 번호 2207-718, 포돌스크. 입술, 폐색이에요.</w:t>
+      </w:r>
+    </w:p>
+    <w:p>
+      <w:pPr>
+        <w:pStyle w:val="BodyText"/>
+      </w:pPr>
+      <w:r>
+        <w:t xml:space="preserve">이리나: 확인 중이에요. 코르닐로바 클리닉이고, 간호사 일지상 장 안에 미개봉으로 있어요. 그럼 포돌스크 건 복사본이었네요.</w:t>
+      </w:r>
+    </w:p>
+    <w:p>
+      <w:pPr>
+        <w:pStyle w:val="BodyText"/>
+      </w:pPr>
+      <w:r>
+        <w:t xml:space="preserve">코르닐로바: 그럼 그냥 번호가 아니라 내 평판을 베끼는 거네요. 내가 직접 고른 주사기 하나하나에 붙은 내 서명을요. 30년 동안 쌓은 이름인데, 그걸 쓰레기장에서 주워 갔어요.</w:t>
+      </w:r>
+    </w:p>
+    <w:p>
+      <w:pPr>
+        <w:pStyle w:val="BodyText"/>
+      </w:pPr>
+      <w:r>
+        <w:t xml:space="preserve">이리나: 이 번호가 나온 게 벌써 두 번째라 플래그를 걸게요. 상담선이 볼 수 있게요.</w:t>
+      </w:r>
+    </w:p>
+    <w:p>
+      <w:pPr>
+        <w:pStyle w:val="BodyText"/>
+      </w:pPr>
+      <w:r>
+        <w:t xml:space="preserve">다리야: 잠깐만요… 그럼 제 젤이 가짜였어요?</w:t>
+      </w:r>
+    </w:p>
+    <w:p>
+      <w:pPr>
+        <w:pStyle w:val="BodyText"/>
+      </w:pPr>
+      <w:r>
+        <w:t xml:space="preserve">코르닐로바: 젤은 검사할 거예요. 하지만 하나는 확실해요. 당신 입술은 진짜고, 우린 그걸 지켰어요.</w:t>
+      </w:r>
+    </w:p>
+    <w:p>
+      <w:pPr>
+        <w:pStyle w:val="BodyText"/>
+      </w:pPr>
+      <w:r>
+        <w:t xml:space="preserve">파벨: 그런데 마스터는 의사들이 쓰는 것과 같은 젤인데 더 쌀 뿐이라고 했어요.</w:t>
+      </w:r>
+    </w:p>
+    <w:p>
+      <w:pPr>
+        <w:pStyle w:val="BodyText"/>
+      </w:pPr>
+      <w:r>
+        <w:t xml:space="preserve">알렉세이: 더 싸게 파는 사람은 다 그렇게 말해요. 이젠 거의 매주 듣는 말이에요.</w:t>
+      </w:r>
+    </w:p>
+    <w:p>
+      <w:pPr>
+        <w:pStyle w:val="BodyText"/>
+      </w:pPr>
+      <w:r>
+        <w:t xml:space="preserve">다리야: 너무 부끄러워요. 아끼려고 2만 대신 7천을 냈어요.</w:t>
+      </w:r>
+    </w:p>
+    <w:p>
+      <w:pPr>
+        <w:pStyle w:val="BodyText"/>
+      </w:pPr>
+      <w:r>
+        <w:t xml:space="preserve">코르닐로바: 부끄러워하지 마요. 부끄러워해야 할 사람은 당신에게 그 「절약」을 판 사람이에요.</w:t>
       </w:r>
     </w:p>
     <w:bookmarkEnd w:id="36"/>
@@ -4466,79 +4466,79 @@
         <w:pStyle w:val="FirstParagraph"/>
       </w:pPr>
       <w:r>
-        <w:t xml:space="preserve">알렉세이: 커피요. 더블. 한숨도 안 주무셨잖아요.</w:t>
-      </w:r>
-    </w:p>
-    <w:p>
-      <w:pPr>
-        <w:pStyle w:val="BodyText"/>
-      </w:pPr>
-      <w:r>
-        <w:t xml:space="preserve">코르닐로바: 레지던트 때는 이틀 밤을 안 잤어요. 하룻밤은 아무것도 아니에요. 고마워요.</w:t>
-      </w:r>
-    </w:p>
-    <w:p>
-      <w:pPr>
-        <w:pStyle w:val="BodyText"/>
-      </w:pPr>
-      <w:r>
-        <w:t xml:space="preserve">알렉세이: 다샤는 남편과 갔어요. 조야가 세 시간마다 전화할 거예요.</w:t>
-      </w:r>
-    </w:p>
-    <w:p>
-      <w:pPr>
-        <w:pStyle w:val="BodyText"/>
-      </w:pPr>
-      <w:r>
-        <w:t xml:space="preserve">코르닐로바: 내일 — 진찰. 일주일 뒤 — 한 번 더. 보고서에 적어요.</w:t>
-      </w:r>
-    </w:p>
-    <w:p>
-      <w:pPr>
-        <w:pStyle w:val="BodyText"/>
-      </w:pPr>
-      <w:r>
-        <w:t xml:space="preserve">알렉세이: 뭐라고 적을까요?</w:t>
-      </w:r>
-    </w:p>
-    <w:p>
-      <w:pPr>
-        <w:pStyle w:val="BodyText"/>
-      </w:pPr>
-      <w:r>
-        <w:t xml:space="preserve">코르닐로바: 「합병증 1번. 남의 젤. 우리 번호. 우리 상담선」. 정확히 이 순서로.</w:t>
-      </w:r>
-    </w:p>
-    <w:p>
-      <w:pPr>
-        <w:pStyle w:val="BodyText"/>
-      </w:pPr>
-      <w:r>
-        <w:t xml:space="preserve">알렉세이: 우리 상담선. 이리나는 오늘 밤에 돈이 들었다고 할 거예요. 택시, 효소, 선생님 시간.</w:t>
-      </w:r>
-    </w:p>
-    <w:p>
-      <w:pPr>
-        <w:pStyle w:val="BodyText"/>
-      </w:pPr>
-      <w:r>
-        <w:t xml:space="preserve">코르닐로바: 이리나에게 말해요: 오늘 밤은 입술 하나 값이었다고. 10년 뒤에도 웃을 사람의 입술이 얼마인지 계산해 보라고 해요. 그 표엔 그런 칸이 없을 거예요.</w:t>
-      </w:r>
-    </w:p>
-    <w:p>
-      <w:pPr>
-        <w:pStyle w:val="BodyText"/>
-      </w:pPr>
-      <w:r>
-        <w:t xml:space="preserve">알렉세이: 계산할 거예요. 뭐든 계산하니까요.</w:t>
-      </w:r>
-    </w:p>
-    <w:p>
-      <w:pPr>
-        <w:pStyle w:val="BodyText"/>
-      </w:pPr>
-      <w:r>
-        <w:t xml:space="preserve">코르닐로바: 그리고. 그 알료나를 찾아요. 법정에 세우려는 게 아니고요.</w:t>
+        <w:t xml:space="preserve">알렉세이: 커피요, 더블이에요. 밤새 한숨도 안 주무셨잖아요.</w:t>
+      </w:r>
+    </w:p>
+    <w:p>
+      <w:pPr>
+        <w:pStyle w:val="BodyText"/>
+      </w:pPr>
+      <w:r>
+        <w:t xml:space="preserve">코르닐로바: 레지던트 때는 이틀 밤을 연달아 안 잤으니까 하룻밤은 아무것도 아니에요. 그래도 고마워요.</w:t>
+      </w:r>
+    </w:p>
+    <w:p>
+      <w:pPr>
+        <w:pStyle w:val="BodyText"/>
+      </w:pPr>
+      <w:r>
+        <w:t xml:space="preserve">알렉세이: 다샤는 남편과 집에 갔고, 조야가 세 시간마다 전화할 거예요.</w:t>
+      </w:r>
+    </w:p>
+    <w:p>
+      <w:pPr>
+        <w:pStyle w:val="BodyText"/>
+      </w:pPr>
+      <w:r>
+        <w:t xml:space="preserve">코르닐로바: 내일 진찰, 일주일 뒤에 한 번 더. 보고서에 적어요.</w:t>
+      </w:r>
+    </w:p>
+    <w:p>
+      <w:pPr>
+        <w:pStyle w:val="BodyText"/>
+      </w:pPr>
+      <w:r>
+        <w:t xml:space="preserve">알렉세이: 정확히 뭐라고 적을까요?</w:t>
+      </w:r>
+    </w:p>
+    <w:p>
+      <w:pPr>
+        <w:pStyle w:val="BodyText"/>
+      </w:pPr>
+      <w:r>
+        <w:t xml:space="preserve">코르닐로바: 「합병증 1번. 남의 젤. 우리 번호. 우리 상담선」. 정확히 이 순서로요.</w:t>
+      </w:r>
+    </w:p>
+    <w:p>
+      <w:pPr>
+        <w:pStyle w:val="BodyText"/>
+      </w:pPr>
+      <w:r>
+        <w:t xml:space="preserve">알렉세이: 우리 상담선… 이리나는 오늘 밤에 돈이 들었다고 할 거예요. 택시, 효소, 선생님 시간까지.</w:t>
+      </w:r>
+    </w:p>
+    <w:p>
+      <w:pPr>
+        <w:pStyle w:val="BodyText"/>
+      </w:pPr>
+      <w:r>
+        <w:t xml:space="preserve">코르닐로바: 이리나에게 오늘 밤은 입술 하나 값이었다고 말해요. 10년 뒤에도 웃을 사람의 입술이 얼마인지 계산해 보라고 해요. 다만 그 표엔 아직 그런 칸이 없을 것 같네요.</w:t>
+      </w:r>
+    </w:p>
+    <w:p>
+      <w:pPr>
+        <w:pStyle w:val="BodyText"/>
+      </w:pPr>
+      <w:r>
+        <w:t xml:space="preserve">알렉세이: 계산할 거예요, 걱정 마세요. 뭐든 계산하니까요.</w:t>
+      </w:r>
+    </w:p>
+    <w:p>
+      <w:pPr>
+        <w:pStyle w:val="BodyText"/>
+      </w:pPr>
+      <w:r>
+        <w:t xml:space="preserve">코르닐로바: 그리고 하나 더. 그 알료나를 찾아요. 다만 법정에 세우려는 게 아니고요.</w:t>
       </w:r>
     </w:p>
     <w:p>
@@ -4554,31 +4554,31 @@
         <w:pStyle w:val="BodyText"/>
       </w:pPr>
       <w:r>
-        <w:t xml:space="preserve">코르닐로바: 교육을 위해서요. 2년 동안 주사를 놓고도 하얀 점이 뭔지 몰라요. 그런 알료나가 수백 명이에요. 법정은 그들을 못 멈춰요. 멈출 수 있는 건 아는 것뿐이에요.</w:t>
-      </w:r>
-    </w:p>
-    <w:p>
-      <w:pPr>
-        <w:pStyle w:val="BodyText"/>
-      </w:pPr>
-      <w:r>
-        <w:t xml:space="preserve">알렉세이: 마스터들을 가르치시겠다고요? 의사가 아니라?</w:t>
-      </w:r>
-    </w:p>
-    <w:p>
-      <w:pPr>
-        <w:pStyle w:val="BodyText"/>
-      </w:pPr>
-      <w:r>
-        <w:t xml:space="preserve">코르닐로바: 주사 놓는 법은 절대 안 가르쳐요. 절대. 하지만 위험을 알아보는 법은 — 가르칠 거예요. 위험은 디플로마를 묻지 않으니까요.</w:t>
-      </w:r>
-    </w:p>
-    <w:p>
-      <w:pPr>
-        <w:pStyle w:val="BodyText"/>
-      </w:pPr>
-      <w:r>
-        <w:t xml:space="preserve">알렉세이: 그건 우리 규칙을 전부 바꾸는 거예요, 옐레나 빅토로브나.</w:t>
+        <w:t xml:space="preserve">코르닐로바: 교육을 위해서요. 2년 동안 주사를 놓고도 하얀 점이 뭔지 몰라요, 그런 알료나가 수백 명이고요. 법정은 그들을 못 멈춰요, 그 사람들 다 재판할 법원도 모자라니까. 멈출 수 있는 건 아는 것뿐이에요.</w:t>
+      </w:r>
+    </w:p>
+    <w:p>
+      <w:pPr>
+        <w:pStyle w:val="BodyText"/>
+      </w:pPr>
+      <w:r>
+        <w:t xml:space="preserve">알렉세이: 의사가 아니라 마스터들을 가르치시겠다고요?</w:t>
+      </w:r>
+    </w:p>
+    <w:p>
+      <w:pPr>
+        <w:pStyle w:val="BodyText"/>
+      </w:pPr>
+      <w:r>
+        <w:t xml:space="preserve">코르닐로바: 주사 놓는 법은 절대 안 가르쳐요. 하지만 위험을 알아보는 법은 가르칠 거예요. 위험은 디플로마를 묻지 않으니까요.</w:t>
+      </w:r>
+    </w:p>
+    <w:p>
+      <w:pPr>
+        <w:pStyle w:val="BodyText"/>
+      </w:pPr>
+      <w:r>
+        <w:t xml:space="preserve">알렉세이: 옐레나 빅토로브나, 그건 우리 규칙을 전부 바꾸는 거예요.</w:t>
       </w:r>
     </w:p>
     <w:bookmarkEnd w:id="37"/>
